--- a/docs/PZ.docx
+++ b/docs/PZ.docx
@@ -94,14 +94,6 @@
         <w:gridCol w:w="7886"/>
       </w:tblGrid>
       <w:tr>
-        <w:tblPrEx>
-          <w:tblCellMar>
-            <w:top w:w="0" w:type="dxa"/>
-            <w:left w:w="0" w:type="dxa"/>
-            <w:bottom w:w="0" w:type="dxa"/>
-            <w:right w:w="0" w:type="dxa"/>
-          </w:tblCellMar>
-        </w:tblPrEx>
         <w:trPr>
           <w:trHeight w:val="381" w:hRule="atLeast"/>
         </w:trPr>
@@ -284,12 +276,12 @@
                 <w:szCs w:val="22"/>
               </w:rPr>
             </w:pPr>
-            <w:bookmarkStart w:id="0" w:name="_Toc512551645"/>
+            <w:bookmarkStart w:id="0" w:name="_Toc512555134"/>
             <w:bookmarkStart w:id="1" w:name="_Toc516267201"/>
             <w:bookmarkStart w:id="2" w:name="_Toc516267247"/>
-            <w:bookmarkStart w:id="3" w:name="_Toc512551585"/>
-            <w:bookmarkStart w:id="4" w:name="_Toc512211677"/>
-            <w:bookmarkStart w:id="5" w:name="_Toc512555134"/>
+            <w:bookmarkStart w:id="3" w:name="_Toc512211677"/>
+            <w:bookmarkStart w:id="4" w:name="_Toc512551645"/>
+            <w:bookmarkStart w:id="5" w:name="_Toc512551585"/>
             <w:r>
               <w:rPr>
                 <w:rFonts w:eastAsia="Arial Unicode MS"/>
@@ -340,12 +332,12 @@
                 <w:szCs w:val="22"/>
               </w:rPr>
             </w:pPr>
-            <w:bookmarkStart w:id="6" w:name="_Toc516267202"/>
+            <w:bookmarkStart w:id="6" w:name="_Toc516267248"/>
             <w:bookmarkStart w:id="7" w:name="_Toc512551586"/>
-            <w:bookmarkStart w:id="8" w:name="_Toc512551646"/>
-            <w:bookmarkStart w:id="9" w:name="_Toc516267248"/>
-            <w:bookmarkStart w:id="10" w:name="_Toc512211678"/>
-            <w:bookmarkStart w:id="11" w:name="_Toc512555135"/>
+            <w:bookmarkStart w:id="8" w:name="_Toc512211678"/>
+            <w:bookmarkStart w:id="9" w:name="_Toc512555135"/>
+            <w:bookmarkStart w:id="10" w:name="_Toc516267202"/>
+            <w:bookmarkStart w:id="11" w:name="_Toc512551646"/>
             <w:r>
               <w:rPr>
                 <w:rFonts w:eastAsia="Arial Unicode MS"/>
@@ -436,10 +428,10 @@
                 <w:szCs w:val="22"/>
               </w:rPr>
             </w:pPr>
-            <w:bookmarkStart w:id="12" w:name="_Toc516267249"/>
-            <w:bookmarkStart w:id="13" w:name="_Toc512551587"/>
-            <w:bookmarkStart w:id="14" w:name="_Toc516267203"/>
-            <w:bookmarkStart w:id="15" w:name="_Toc512551647"/>
+            <w:bookmarkStart w:id="12" w:name="_Toc512551587"/>
+            <w:bookmarkStart w:id="13" w:name="_Toc512551647"/>
+            <w:bookmarkStart w:id="14" w:name="_Toc516267249"/>
+            <w:bookmarkStart w:id="15" w:name="_Toc516267203"/>
             <w:bookmarkStart w:id="16" w:name="_Toc512555136"/>
             <w:bookmarkStart w:id="17" w:name="_Toc512211679"/>
             <w:r>
@@ -3323,11 +3315,11 @@
         </w:rPr>
       </w:pPr>
       <w:bookmarkStart w:id="19" w:name="_Toc512551588"/>
-      <w:bookmarkStart w:id="20" w:name="_Toc516267204"/>
-      <w:bookmarkStart w:id="21" w:name="_Toc512551648"/>
-      <w:bookmarkStart w:id="22" w:name="_Toc512211680"/>
-      <w:bookmarkStart w:id="23" w:name="_Toc512555137"/>
-      <w:bookmarkStart w:id="24" w:name="_Toc516267250"/>
+      <w:bookmarkStart w:id="20" w:name="_Toc512551648"/>
+      <w:bookmarkStart w:id="21" w:name="_Toc516267250"/>
+      <w:bookmarkStart w:id="22" w:name="_Toc512555137"/>
+      <w:bookmarkStart w:id="23" w:name="_Toc516267204"/>
+      <w:bookmarkStart w:id="24" w:name="_Toc512211680"/>
     </w:p>
     <w:p>
       <w:pPr>
@@ -3584,6 +3576,14 @@
         <w:gridCol w:w="571"/>
       </w:tblGrid>
       <w:tr>
+        <w:tblPrEx>
+          <w:tblCellMar>
+            <w:top w:w="0" w:type="dxa"/>
+            <w:left w:w="0" w:type="dxa"/>
+            <w:bottom w:w="0" w:type="dxa"/>
+            <w:right w:w="0" w:type="dxa"/>
+          </w:tblCellMar>
+        </w:tblPrEx>
         <w:trPr>
           <w:cantSplit/>
           <w:trHeight w:val="96" w:hRule="atLeast"/>
@@ -4180,14 +4180,6 @@
         </w:tc>
       </w:tr>
       <w:tr>
-        <w:tblPrEx>
-          <w:tblCellMar>
-            <w:top w:w="0" w:type="dxa"/>
-            <w:left w:w="0" w:type="dxa"/>
-            <w:bottom w:w="0" w:type="dxa"/>
-            <w:right w:w="0" w:type="dxa"/>
-          </w:tblCellMar>
-        </w:tblPrEx>
         <w:trPr>
           <w:trHeight w:val="165" w:hRule="atLeast"/>
         </w:trPr>
@@ -4573,6 +4565,14 @@
         </w:tc>
       </w:tr>
       <w:tr>
+        <w:tblPrEx>
+          <w:tblCellMar>
+            <w:top w:w="0" w:type="dxa"/>
+            <w:left w:w="0" w:type="dxa"/>
+            <w:bottom w:w="0" w:type="dxa"/>
+            <w:right w:w="0" w:type="dxa"/>
+          </w:tblCellMar>
+        </w:tblPrEx>
         <w:trPr>
           <w:trHeight w:val="510" w:hRule="atLeast"/>
         </w:trPr>
@@ -5038,6 +5038,14 @@
         </w:tc>
       </w:tr>
       <w:tr>
+        <w:tblPrEx>
+          <w:tblCellMar>
+            <w:top w:w="0" w:type="dxa"/>
+            <w:left w:w="0" w:type="dxa"/>
+            <w:bottom w:w="0" w:type="dxa"/>
+            <w:right w:w="0" w:type="dxa"/>
+          </w:tblCellMar>
+        </w:tblPrEx>
         <w:tc>
           <w:tcPr>
             <w:tcW w:w="9570" w:type="dxa"/>
@@ -5058,6 +5066,14 @@
         </w:tc>
       </w:tr>
       <w:tr>
+        <w:tblPrEx>
+          <w:tblCellMar>
+            <w:top w:w="0" w:type="dxa"/>
+            <w:left w:w="0" w:type="dxa"/>
+            <w:bottom w:w="0" w:type="dxa"/>
+            <w:right w:w="0" w:type="dxa"/>
+          </w:tblCellMar>
+        </w:tblPrEx>
         <w:tc>
           <w:tcPr>
             <w:tcW w:w="9570" w:type="dxa"/>
@@ -5121,6 +5137,14 @@
         </w:tc>
       </w:tr>
       <w:tr>
+        <w:tblPrEx>
+          <w:tblCellMar>
+            <w:top w:w="0" w:type="dxa"/>
+            <w:left w:w="0" w:type="dxa"/>
+            <w:bottom w:w="0" w:type="dxa"/>
+            <w:right w:w="0" w:type="dxa"/>
+          </w:tblCellMar>
+        </w:tblPrEx>
         <w:tc>
           <w:tcPr>
             <w:tcW w:w="9570" w:type="dxa"/>
@@ -5147,6 +5171,14 @@
         </w:tc>
       </w:tr>
       <w:tr>
+        <w:tblPrEx>
+          <w:tblCellMar>
+            <w:top w:w="0" w:type="dxa"/>
+            <w:left w:w="0" w:type="dxa"/>
+            <w:bottom w:w="0" w:type="dxa"/>
+            <w:right w:w="0" w:type="dxa"/>
+          </w:tblCellMar>
+        </w:tblPrEx>
         <w:tc>
           <w:tcPr>
             <w:tcW w:w="9570" w:type="dxa"/>
@@ -5168,61 +5200,6 @@
             <w:r>
               <w:rPr>
                 <w:rFonts w:hint="default"/>
-                <w:sz w:val="28"/>
-                <w:lang w:val="ru-RU"/>
-              </w:rPr>
-              <w:t>Выводы</w:t>
-            </w:r>
-          </w:p>
-        </w:tc>
-      </w:tr>
-      <w:tr>
-        <w:tc>
-          <w:tcPr>
-            <w:tcW w:w="9570" w:type="dxa"/>
-            <w:gridSpan w:val="17"/>
-            <w:tcBorders>
-              <w:top w:val="single" w:color="auto" w:sz="4" w:space="0"/>
-              <w:bottom w:val="single" w:color="auto" w:sz="4" w:space="0"/>
-            </w:tcBorders>
-          </w:tcPr>
-          <w:p>
-            <w:pPr>
-              <w:spacing w:before="40"/>
-              <w:rPr>
-                <w:sz w:val="28"/>
-              </w:rPr>
-            </w:pPr>
-            <w:r>
-              <w:rPr>
-                <w:sz w:val="28"/>
-              </w:rPr>
-              <w:t>3 Проектирование и разработка веб-сервиса</w:t>
-            </w:r>
-          </w:p>
-        </w:tc>
-      </w:tr>
-      <w:tr>
-        <w:tc>
-          <w:tcPr>
-            <w:tcW w:w="9570" w:type="dxa"/>
-            <w:gridSpan w:val="17"/>
-            <w:tcBorders>
-              <w:top w:val="single" w:color="auto" w:sz="4" w:space="0"/>
-              <w:bottom w:val="single" w:color="auto" w:sz="4" w:space="0"/>
-            </w:tcBorders>
-          </w:tcPr>
-          <w:p>
-            <w:pPr>
-              <w:spacing w:before="40"/>
-              <w:rPr>
-                <w:rFonts w:hint="default"/>
-                <w:sz w:val="28"/>
-                <w:lang w:val="ru-RU"/>
-              </w:rPr>
-            </w:pPr>
-            <w:r>
-              <w:rPr>
                 <w:sz w:val="28"/>
                 <w:lang w:val="ru-RU"/>
               </w:rPr>
@@ -5260,6 +5237,77 @@
               <w:rPr>
                 <w:sz w:val="28"/>
               </w:rPr>
+              <w:t>3 Проектирование и разработка веб-сервиса</w:t>
+            </w:r>
+          </w:p>
+        </w:tc>
+      </w:tr>
+      <w:tr>
+        <w:tblPrEx>
+          <w:tblCellMar>
+            <w:top w:w="0" w:type="dxa"/>
+            <w:left w:w="0" w:type="dxa"/>
+            <w:bottom w:w="0" w:type="dxa"/>
+            <w:right w:w="0" w:type="dxa"/>
+          </w:tblCellMar>
+        </w:tblPrEx>
+        <w:tc>
+          <w:tcPr>
+            <w:tcW w:w="9570" w:type="dxa"/>
+            <w:gridSpan w:val="17"/>
+            <w:tcBorders>
+              <w:top w:val="single" w:color="auto" w:sz="4" w:space="0"/>
+              <w:bottom w:val="single" w:color="auto" w:sz="4" w:space="0"/>
+            </w:tcBorders>
+          </w:tcPr>
+          <w:p>
+            <w:pPr>
+              <w:spacing w:before="40"/>
+              <w:rPr>
+                <w:rFonts w:hint="default"/>
+                <w:sz w:val="28"/>
+                <w:lang w:val="ru-RU"/>
+              </w:rPr>
+            </w:pPr>
+            <w:r>
+              <w:rPr>
+                <w:sz w:val="28"/>
+                <w:lang w:val="ru-RU"/>
+              </w:rPr>
+              <w:t>Выводы</w:t>
+            </w:r>
+          </w:p>
+        </w:tc>
+      </w:tr>
+      <w:tr>
+        <w:tblPrEx>
+          <w:tblCellMar>
+            <w:top w:w="0" w:type="dxa"/>
+            <w:left w:w="0" w:type="dxa"/>
+            <w:bottom w:w="0" w:type="dxa"/>
+            <w:right w:w="0" w:type="dxa"/>
+          </w:tblCellMar>
+        </w:tblPrEx>
+        <w:tc>
+          <w:tcPr>
+            <w:tcW w:w="9570" w:type="dxa"/>
+            <w:gridSpan w:val="17"/>
+            <w:tcBorders>
+              <w:top w:val="single" w:color="auto" w:sz="4" w:space="0"/>
+              <w:bottom w:val="single" w:color="auto" w:sz="4" w:space="0"/>
+            </w:tcBorders>
+          </w:tcPr>
+          <w:p>
+            <w:pPr>
+              <w:spacing w:before="40"/>
+              <w:rPr>
+                <w:sz w:val="28"/>
+              </w:rPr>
+            </w:pPr>
+            <w:r>
+              <w:rPr>
+                <w:sz w:val="28"/>
+              </w:rPr>
               <w:t>4 Тестирование</w:t>
             </w:r>
           </w:p>
@@ -5423,6 +5471,14 @@
         </w:tc>
       </w:tr>
       <w:tr>
+        <w:tblPrEx>
+          <w:tblCellMar>
+            <w:top w:w="0" w:type="dxa"/>
+            <w:left w:w="0" w:type="dxa"/>
+            <w:bottom w:w="0" w:type="dxa"/>
+            <w:right w:w="0" w:type="dxa"/>
+          </w:tblCellMar>
+        </w:tblPrEx>
         <w:tc>
           <w:tcPr>
             <w:tcW w:w="9570" w:type="dxa"/>
@@ -8289,14 +8345,6 @@
               <w:gridCol w:w="4103"/>
             </w:tblGrid>
             <w:tr>
-              <w:tblPrEx>
-                <w:tblCellMar>
-                  <w:top w:w="0" w:type="dxa"/>
-                  <w:left w:w="108" w:type="dxa"/>
-                  <w:bottom w:w="0" w:type="dxa"/>
-                  <w:right w:w="108" w:type="dxa"/>
-                </w:tblCellMar>
-              </w:tblPrEx>
               <w:trPr>
                 <w:trHeight w:val="2422" w:hRule="atLeast"/>
               </w:trPr>
@@ -9055,8 +9103,6 @@
           <w:lang w:val="ru-RU"/>
         </w:rPr>
       </w:pPr>
-      <w:bookmarkStart w:id="158" w:name="_GoBack"/>
-      <w:bookmarkEnd w:id="158"/>
     </w:p>
     <w:p>
       <w:pPr>
@@ -12214,9 +12260,9 @@
         </w:rPr>
         <w:fldChar w:fldCharType="end"/>
       </w:r>
-      <w:bookmarkStart w:id="25" w:name="_Toc27426"/>
-      <w:bookmarkStart w:id="26" w:name="_Toc147217573"/>
-      <w:bookmarkStart w:id="27" w:name="_Toc147217001"/>
+      <w:bookmarkStart w:id="25" w:name="_Toc147217001"/>
+      <w:bookmarkStart w:id="26" w:name="_Toc27426"/>
+      <w:bookmarkStart w:id="27" w:name="_Toc147217573"/>
       <w:r>
         <w:rPr>
           <w:rFonts w:hint="default"/>
@@ -12316,8 +12362,8 @@
           <w:szCs w:val="28"/>
         </w:rPr>
       </w:pPr>
-      <w:bookmarkStart w:id="29" w:name="_Toc147217002"/>
-      <w:bookmarkStart w:id="30" w:name="_Toc147217574"/>
+      <w:bookmarkStart w:id="29" w:name="_Toc147217574"/>
+      <w:bookmarkStart w:id="30" w:name="_Toc147217002"/>
       <w:r>
         <w:rPr>
           <w:rFonts w:hint="default" w:ascii="Times New Roman" w:hAnsi="Times New Roman" w:cs="Times New Roman"/>
@@ -13063,8 +13109,8 @@
           <w:szCs w:val="28"/>
         </w:rPr>
       </w:pPr>
-      <w:bookmarkStart w:id="33" w:name="_Toc2919"/>
-      <w:bookmarkStart w:id="34" w:name="_Toc5722"/>
+      <w:bookmarkStart w:id="33" w:name="_Toc5722"/>
+      <w:bookmarkStart w:id="34" w:name="_Toc2919"/>
       <w:r>
         <w:rPr>
           <w:rFonts w:hint="default" w:ascii="Times New Roman" w:hAnsi="Times New Roman" w:cs="Times New Roman"/>
@@ -19407,6 +19453,134 @@
         <w:adjustRightInd/>
         <w:snapToGrid/>
         <w:spacing w:line="360" w:lineRule="auto"/>
+        <w:jc w:val="both"/>
+        <w:textAlignment w:val="auto"/>
+        <w:rPr>
+          <w:rFonts w:hint="default" w:ascii="Times New Roman" w:hAnsi="Times New Roman" w:cs="Times New Roman"/>
+          <w:sz w:val="28"/>
+          <w:szCs w:val="28"/>
+          <w:lang w:val="ru-RU"/>
+        </w:rPr>
+      </w:pPr>
+    </w:p>
+    <w:p>
+      <w:pPr>
+        <w:pageBreakBefore w:val="0"/>
+        <w:widowControl/>
+        <w:kinsoku/>
+        <w:wordWrap/>
+        <w:overflowPunct/>
+        <w:topLinePunct w:val="0"/>
+        <w:autoSpaceDE/>
+        <w:autoSpaceDN/>
+        <w:bidi w:val="0"/>
+        <w:adjustRightInd/>
+        <w:snapToGrid/>
+        <w:spacing w:line="360" w:lineRule="auto"/>
+        <w:jc w:val="both"/>
+        <w:textAlignment w:val="auto"/>
+        <w:rPr>
+          <w:rFonts w:hint="default" w:ascii="Times New Roman" w:hAnsi="Times New Roman" w:cs="Times New Roman"/>
+          <w:sz w:val="28"/>
+          <w:szCs w:val="28"/>
+          <w:lang w:val="ru-RU"/>
+        </w:rPr>
+      </w:pPr>
+    </w:p>
+    <w:p>
+      <w:pPr>
+        <w:pStyle w:val="2"/>
+        <w:bidi w:val="0"/>
+        <w:rPr>
+          <w:rFonts w:hint="default" w:ascii="Times New Roman" w:hAnsi="Times New Roman" w:cs="Times New Roman"/>
+          <w:sz w:val="28"/>
+          <w:szCs w:val="28"/>
+          <w:lang w:val="en-US"/>
+        </w:rPr>
+      </w:pPr>
+      <w:bookmarkStart w:id="50" w:name="_Toc4860"/>
+      <w:r>
+        <w:rPr>
+          <w:rFonts w:hint="default" w:ascii="Times New Roman" w:hAnsi="Times New Roman" w:cs="Times New Roman"/>
+          <w:sz w:val="28"/>
+          <w:szCs w:val="28"/>
+          <w:lang w:val="ru-RU"/>
+        </w:rPr>
+        <w:t xml:space="preserve">1.5.2.4 </w:t>
+      </w:r>
+      <w:r>
+        <w:rPr>
+          <w:rFonts w:hint="default" w:cs="Times New Roman"/>
+          <w:sz w:val="28"/>
+          <w:szCs w:val="28"/>
+          <w:lang w:val="en-US"/>
+        </w:rPr>
+        <w:t>provodnoi.ru</w:t>
+      </w:r>
+      <w:bookmarkEnd w:id="50"/>
+    </w:p>
+    <w:p>
+      <w:pPr>
+        <w:pageBreakBefore w:val="0"/>
+        <w:widowControl/>
+        <w:kinsoku/>
+        <w:wordWrap/>
+        <w:overflowPunct/>
+        <w:topLinePunct w:val="0"/>
+        <w:autoSpaceDE/>
+        <w:autoSpaceDN/>
+        <w:bidi w:val="0"/>
+        <w:adjustRightInd/>
+        <w:snapToGrid/>
+        <w:spacing w:line="360" w:lineRule="auto"/>
+        <w:jc w:val="both"/>
+        <w:textAlignment w:val="auto"/>
+        <w:rPr>
+          <w:rFonts w:hint="default" w:ascii="Times New Roman" w:hAnsi="Times New Roman" w:cs="Times New Roman"/>
+          <w:sz w:val="28"/>
+          <w:szCs w:val="28"/>
+          <w:lang w:val="ru-RU"/>
+        </w:rPr>
+      </w:pPr>
+    </w:p>
+    <w:p>
+      <w:pPr>
+        <w:pageBreakBefore w:val="0"/>
+        <w:widowControl/>
+        <w:kinsoku/>
+        <w:wordWrap/>
+        <w:overflowPunct/>
+        <w:topLinePunct w:val="0"/>
+        <w:autoSpaceDE/>
+        <w:autoSpaceDN/>
+        <w:bidi w:val="0"/>
+        <w:adjustRightInd/>
+        <w:snapToGrid/>
+        <w:spacing w:line="360" w:lineRule="auto"/>
+        <w:jc w:val="both"/>
+        <w:textAlignment w:val="auto"/>
+        <w:rPr>
+          <w:rFonts w:hint="default" w:ascii="Times New Roman" w:hAnsi="Times New Roman" w:cs="Times New Roman"/>
+          <w:sz w:val="28"/>
+          <w:szCs w:val="28"/>
+          <w:lang w:val="ru-RU"/>
+        </w:rPr>
+      </w:pPr>
+    </w:p>
+    <w:p>
+      <w:pPr>
+        <w:pageBreakBefore w:val="0"/>
+        <w:widowControl/>
+        <w:kinsoku/>
+        <w:wordWrap/>
+        <w:overflowPunct/>
+        <w:topLinePunct w:val="0"/>
+        <w:autoSpaceDE/>
+        <w:autoSpaceDN/>
+        <w:bidi w:val="0"/>
+        <w:adjustRightInd/>
+        <w:snapToGrid/>
+        <w:spacing w:line="360" w:lineRule="auto"/>
         <w:ind w:left="0" w:firstLine="742" w:firstLineChars="265"/>
         <w:jc w:val="both"/>
         <w:textAlignment w:val="auto"/>
@@ -19417,6 +19591,78 @@
           <w:lang w:val="ru-RU"/>
         </w:rPr>
       </w:pPr>
+      <w:r>
+        <w:rPr>
+          <w:rFonts w:hint="default" w:cs="Times New Roman"/>
+          <w:sz w:val="28"/>
+          <w:szCs w:val="28"/>
+          <w:lang w:val="en-US"/>
+        </w:rPr>
+        <w:t xml:space="preserve">- </w:t>
+      </w:r>
+      <w:r>
+        <w:rPr>
+          <w:rFonts w:hint="default" w:ascii="Times New Roman" w:hAnsi="Times New Roman" w:cs="Times New Roman"/>
+          <w:sz w:val="28"/>
+          <w:szCs w:val="28"/>
+          <w:lang w:val="ru-RU"/>
+        </w:rPr>
+        <w:t>эффективность навигации и фильтрации: требуется 4</w:t>
+      </w:r>
+      <w:r>
+        <w:rPr>
+          <w:rFonts w:hint="default" w:cs="Times New Roman"/>
+          <w:sz w:val="28"/>
+          <w:szCs w:val="28"/>
+          <w:lang w:val="ru-RU"/>
+        </w:rPr>
+        <w:t>-5</w:t>
+      </w:r>
+      <w:r>
+        <w:rPr>
+          <w:rFonts w:hint="default" w:ascii="Times New Roman" w:hAnsi="Times New Roman" w:cs="Times New Roman"/>
+          <w:sz w:val="28"/>
+          <w:szCs w:val="28"/>
+          <w:lang w:val="ru-RU"/>
+        </w:rPr>
+        <w:t xml:space="preserve"> клик</w:t>
+      </w:r>
+      <w:r>
+        <w:rPr>
+          <w:rFonts w:hint="default" w:cs="Times New Roman"/>
+          <w:sz w:val="28"/>
+          <w:szCs w:val="28"/>
+          <w:lang w:val="ru-RU"/>
+        </w:rPr>
+        <w:t>ов</w:t>
+      </w:r>
+      <w:r>
+        <w:rPr>
+          <w:rFonts w:hint="default" w:ascii="Times New Roman" w:hAnsi="Times New Roman" w:cs="Times New Roman"/>
+          <w:sz w:val="28"/>
+          <w:szCs w:val="28"/>
+          <w:lang w:val="ru-RU"/>
+        </w:rPr>
+        <w:t xml:space="preserve"> для получения основной информации, минимальные возможности фильтрации, интерфейс не интуитивный</w:t>
+      </w:r>
+      <w:r>
+        <w:rPr>
+          <w:rFonts w:hint="default" w:cs="Times New Roman"/>
+          <w:sz w:val="28"/>
+          <w:szCs w:val="28"/>
+          <w:lang w:val="ru-RU"/>
+        </w:rPr>
+        <w:t xml:space="preserve"> (оценка 3)</w:t>
+      </w:r>
+      <w:r>
+        <w:rPr>
+          <w:rFonts w:hint="default" w:ascii="Times New Roman" w:hAnsi="Times New Roman" w:cs="Times New Roman"/>
+          <w:sz w:val="28"/>
+          <w:szCs w:val="28"/>
+          <w:lang w:val="ru-RU"/>
+        </w:rPr>
+        <w:t>;</w:t>
+      </w:r>
     </w:p>
     <w:p>
       <w:pPr>
@@ -19442,38 +19688,121 @@
           <w:lang w:val="ru-RU"/>
         </w:rPr>
       </w:pPr>
-    </w:p>
-    <w:p>
-      <w:pPr>
-        <w:pStyle w:val="2"/>
-        <w:bidi w:val="0"/>
-        <w:rPr>
-          <w:rFonts w:hint="default" w:ascii="Times New Roman" w:hAnsi="Times New Roman" w:cs="Times New Roman"/>
+      <w:r>
+        <w:rPr>
+          <w:rFonts w:hint="default" w:cs="Times New Roman"/>
           <w:sz w:val="28"/>
           <w:szCs w:val="28"/>
           <w:lang w:val="en-US"/>
         </w:rPr>
-      </w:pPr>
-      <w:bookmarkStart w:id="50" w:name="_Toc4860"/>
-      <w:r>
-        <w:rPr>
-          <w:rFonts w:hint="default" w:ascii="Times New Roman" w:hAnsi="Times New Roman" w:cs="Times New Roman"/>
-          <w:sz w:val="28"/>
-          <w:szCs w:val="28"/>
-          <w:lang w:val="ru-RU"/>
-        </w:rPr>
-        <w:t xml:space="preserve">1.5.2.4 </w:t>
+        <w:t xml:space="preserve">- </w:t>
+      </w:r>
+      <w:r>
+        <w:rPr>
+          <w:rFonts w:hint="default" w:ascii="Times New Roman" w:hAnsi="Times New Roman" w:cs="Times New Roman"/>
+          <w:sz w:val="28"/>
+          <w:szCs w:val="28"/>
+          <w:lang w:val="ru-RU"/>
+        </w:rPr>
+        <w:t xml:space="preserve">актуальность данных: </w:t>
       </w:r>
       <w:r>
         <w:rPr>
           <w:rFonts w:hint="default" w:cs="Times New Roman"/>
           <w:sz w:val="28"/>
           <w:szCs w:val="28"/>
+          <w:lang w:val="ru-RU"/>
+        </w:rPr>
+        <w:t>15</w:t>
+      </w:r>
+      <w:r>
+        <w:rPr>
+          <w:rFonts w:hint="default" w:ascii="Times New Roman" w:hAnsi="Times New Roman" w:cs="Times New Roman"/>
+          <w:sz w:val="28"/>
+          <w:szCs w:val="28"/>
+          <w:lang w:val="ru-RU"/>
+        </w:rPr>
+        <w:t>% проверенных тарифов имеют несоответствия с официальными данными, обновления нерегулярные</w:t>
+      </w:r>
+      <w:r>
+        <w:rPr>
+          <w:rFonts w:hint="default" w:cs="Times New Roman"/>
+          <w:sz w:val="28"/>
+          <w:szCs w:val="28"/>
+          <w:lang w:val="ru-RU"/>
+        </w:rPr>
+        <w:t xml:space="preserve"> (оценка 3)</w:t>
+      </w:r>
+      <w:r>
+        <w:rPr>
+          <w:rFonts w:hint="default" w:ascii="Times New Roman" w:hAnsi="Times New Roman" w:cs="Times New Roman"/>
+          <w:sz w:val="28"/>
+          <w:szCs w:val="28"/>
+          <w:lang w:val="ru-RU"/>
+        </w:rPr>
+        <w:t>;</w:t>
+      </w:r>
+    </w:p>
+    <w:p>
+      <w:pPr>
+        <w:pageBreakBefore w:val="0"/>
+        <w:widowControl/>
+        <w:kinsoku/>
+        <w:wordWrap/>
+        <w:overflowPunct/>
+        <w:topLinePunct w:val="0"/>
+        <w:autoSpaceDE/>
+        <w:autoSpaceDN/>
+        <w:bidi w:val="0"/>
+        <w:adjustRightInd/>
+        <w:snapToGrid/>
+        <w:spacing w:line="360" w:lineRule="auto"/>
+        <w:ind w:left="0" w:firstLine="742" w:firstLineChars="265"/>
+        <w:jc w:val="both"/>
+        <w:textAlignment w:val="auto"/>
+        <w:rPr>
+          <w:rFonts w:hint="default" w:ascii="Times New Roman" w:hAnsi="Times New Roman" w:cs="Times New Roman"/>
+          <w:sz w:val="28"/>
+          <w:szCs w:val="28"/>
+          <w:lang w:val="ru-RU"/>
+        </w:rPr>
+      </w:pPr>
+      <w:r>
+        <w:rPr>
+          <w:rFonts w:hint="default" w:cs="Times New Roman"/>
+          <w:sz w:val="28"/>
+          <w:szCs w:val="28"/>
           <w:lang w:val="en-US"/>
         </w:rPr>
-        <w:t>provodnoi.ru</w:t>
-      </w:r>
-      <w:bookmarkEnd w:id="50"/>
+        <w:t xml:space="preserve">- </w:t>
+      </w:r>
+      <w:r>
+        <w:rPr>
+          <w:rFonts w:hint="default" w:ascii="Times New Roman" w:hAnsi="Times New Roman" w:cs="Times New Roman"/>
+          <w:sz w:val="28"/>
+          <w:szCs w:val="28"/>
+          <w:lang w:val="ru-RU"/>
+        </w:rPr>
+        <w:t>полнота информации: представлена полная информация о тарифах и дополнительных услугах, хотя технические детали освещены недостаточно</w:t>
+      </w:r>
+      <w:r>
+        <w:rPr>
+          <w:rFonts w:hint="default" w:cs="Times New Roman"/>
+          <w:sz w:val="28"/>
+          <w:szCs w:val="28"/>
+          <w:lang w:val="ru-RU"/>
+        </w:rPr>
+        <w:t xml:space="preserve"> (оценка 4)</w:t>
+      </w:r>
+      <w:r>
+        <w:rPr>
+          <w:rFonts w:hint="default" w:ascii="Times New Roman" w:hAnsi="Times New Roman" w:cs="Times New Roman"/>
+          <w:sz w:val="28"/>
+          <w:szCs w:val="28"/>
+          <w:lang w:val="ru-RU"/>
+        </w:rPr>
+        <w:t>;</w:t>
+      </w:r>
     </w:p>
     <w:p>
       <w:pPr>
@@ -19499,6 +19828,60 @@
           <w:lang w:val="ru-RU"/>
         </w:rPr>
       </w:pPr>
+      <w:r>
+        <w:rPr>
+          <w:rFonts w:hint="default" w:cs="Times New Roman"/>
+          <w:sz w:val="28"/>
+          <w:szCs w:val="28"/>
+          <w:lang w:val="en-US"/>
+        </w:rPr>
+        <w:t xml:space="preserve">- </w:t>
+      </w:r>
+      <w:r>
+        <w:rPr>
+          <w:rFonts w:hint="default" w:ascii="Times New Roman" w:hAnsi="Times New Roman" w:cs="Times New Roman"/>
+          <w:sz w:val="28"/>
+          <w:szCs w:val="28"/>
+          <w:lang w:val="ru-RU"/>
+        </w:rPr>
+        <w:t>возможность сравнения: реализовано сравнение</w:t>
+      </w:r>
+      <w:r>
+        <w:rPr>
+          <w:rFonts w:hint="default" w:cs="Times New Roman"/>
+          <w:sz w:val="28"/>
+          <w:szCs w:val="28"/>
+          <w:lang w:val="ru-RU"/>
+        </w:rPr>
+        <w:t xml:space="preserve"> </w:t>
+      </w:r>
+      <w:r>
+        <w:rPr>
+          <w:rFonts w:hint="default" w:ascii="Times New Roman" w:hAnsi="Times New Roman" w:cs="Times New Roman"/>
+          <w:sz w:val="28"/>
+          <w:szCs w:val="28"/>
+          <w:lang w:val="ru-RU"/>
+        </w:rPr>
+        <w:t>тарифов с расширенными параметрами, хотя визуализация могла бы быть улучшена</w:t>
+      </w:r>
+      <w:r>
+        <w:rPr>
+          <w:rFonts w:hint="default" w:cs="Times New Roman"/>
+          <w:sz w:val="28"/>
+          <w:szCs w:val="28"/>
+          <w:lang w:val="ru-RU"/>
+        </w:rPr>
+        <w:t xml:space="preserve"> (оценка 4)</w:t>
+      </w:r>
+      <w:r>
+        <w:rPr>
+          <w:rFonts w:hint="default" w:ascii="Times New Roman" w:hAnsi="Times New Roman" w:cs="Times New Roman"/>
+          <w:sz w:val="28"/>
+          <w:szCs w:val="28"/>
+          <w:lang w:val="ru-RU"/>
+        </w:rPr>
+        <w:t>;</w:t>
+      </w:r>
     </w:p>
     <w:p>
       <w:pPr>
@@ -19524,6 +19907,90 @@
           <w:lang w:val="ru-RU"/>
         </w:rPr>
       </w:pPr>
+      <w:r>
+        <w:rPr>
+          <w:rFonts w:hint="default" w:cs="Times New Roman"/>
+          <w:sz w:val="28"/>
+          <w:szCs w:val="28"/>
+          <w:lang w:val="en-US"/>
+        </w:rPr>
+        <w:t xml:space="preserve">- </w:t>
+      </w:r>
+      <w:r>
+        <w:rPr>
+          <w:rFonts w:hint="default" w:ascii="Times New Roman" w:hAnsi="Times New Roman" w:cs="Times New Roman"/>
+          <w:sz w:val="28"/>
+          <w:szCs w:val="28"/>
+          <w:lang w:val="ru-RU"/>
+        </w:rPr>
+        <w:t>пользовательские отзывы: реализована комплексная система отзывов с оценкой по разным параметрам, сортировкой и фильтрацией, что обеспечивает удобный анализ отзывов</w:t>
+      </w:r>
+      <w:r>
+        <w:rPr>
+          <w:rFonts w:hint="default" w:cs="Times New Roman"/>
+          <w:sz w:val="28"/>
+          <w:szCs w:val="28"/>
+          <w:lang w:val="ru-RU"/>
+        </w:rPr>
+        <w:t xml:space="preserve"> (оценка 5)</w:t>
+      </w:r>
+      <w:r>
+        <w:rPr>
+          <w:rFonts w:hint="default" w:ascii="Times New Roman" w:hAnsi="Times New Roman" w:cs="Times New Roman"/>
+          <w:sz w:val="28"/>
+          <w:szCs w:val="28"/>
+          <w:lang w:val="ru-RU"/>
+        </w:rPr>
+        <w:t>.</w:t>
+      </w:r>
+    </w:p>
+    <w:p>
+      <w:pPr>
+        <w:pageBreakBefore w:val="0"/>
+        <w:widowControl/>
+        <w:kinsoku/>
+        <w:wordWrap/>
+        <w:overflowPunct/>
+        <w:topLinePunct w:val="0"/>
+        <w:autoSpaceDE/>
+        <w:autoSpaceDN/>
+        <w:bidi w:val="0"/>
+        <w:adjustRightInd/>
+        <w:snapToGrid/>
+        <w:spacing w:line="360" w:lineRule="auto"/>
+        <w:jc w:val="both"/>
+        <w:textAlignment w:val="auto"/>
+        <w:rPr>
+          <w:rFonts w:hint="default" w:ascii="Times New Roman" w:hAnsi="Times New Roman" w:cs="Times New Roman"/>
+          <w:sz w:val="28"/>
+          <w:szCs w:val="28"/>
+          <w:lang w:val="ru-RU"/>
+        </w:rPr>
+      </w:pPr>
+    </w:p>
+    <w:p>
+      <w:pPr>
+        <w:pageBreakBefore w:val="0"/>
+        <w:widowControl/>
+        <w:kinsoku/>
+        <w:wordWrap/>
+        <w:overflowPunct/>
+        <w:topLinePunct w:val="0"/>
+        <w:autoSpaceDE/>
+        <w:autoSpaceDN/>
+        <w:bidi w:val="0"/>
+        <w:adjustRightInd/>
+        <w:snapToGrid/>
+        <w:spacing w:line="360" w:lineRule="auto"/>
+        <w:jc w:val="both"/>
+        <w:textAlignment w:val="auto"/>
+        <w:rPr>
+          <w:rFonts w:hint="default" w:ascii="Times New Roman" w:hAnsi="Times New Roman" w:cs="Times New Roman"/>
+          <w:sz w:val="28"/>
+          <w:szCs w:val="28"/>
+          <w:lang w:val="ru-RU"/>
+        </w:rPr>
+      </w:pPr>
     </w:p>
     <w:p>
       <w:pPr>
@@ -19551,433 +20018,6 @@
       </w:pPr>
       <w:r>
         <w:rPr>
-          <w:rFonts w:hint="default" w:cs="Times New Roman"/>
-          <w:sz w:val="28"/>
-          <w:szCs w:val="28"/>
-          <w:lang w:val="en-US"/>
-        </w:rPr>
-        <w:t xml:space="preserve">- </w:t>
-      </w:r>
-      <w:r>
-        <w:rPr>
-          <w:rFonts w:hint="default" w:ascii="Times New Roman" w:hAnsi="Times New Roman" w:cs="Times New Roman"/>
-          <w:sz w:val="28"/>
-          <w:szCs w:val="28"/>
-          <w:lang w:val="ru-RU"/>
-        </w:rPr>
-        <w:t>эффективность навигации и фильтрации: требуется 4</w:t>
-      </w:r>
-      <w:r>
-        <w:rPr>
-          <w:rFonts w:hint="default" w:cs="Times New Roman"/>
-          <w:sz w:val="28"/>
-          <w:szCs w:val="28"/>
-          <w:lang w:val="ru-RU"/>
-        </w:rPr>
-        <w:t>-5</w:t>
-      </w:r>
-      <w:r>
-        <w:rPr>
-          <w:rFonts w:hint="default" w:ascii="Times New Roman" w:hAnsi="Times New Roman" w:cs="Times New Roman"/>
-          <w:sz w:val="28"/>
-          <w:szCs w:val="28"/>
-          <w:lang w:val="ru-RU"/>
-        </w:rPr>
-        <w:t xml:space="preserve"> клик</w:t>
-      </w:r>
-      <w:r>
-        <w:rPr>
-          <w:rFonts w:hint="default" w:cs="Times New Roman"/>
-          <w:sz w:val="28"/>
-          <w:szCs w:val="28"/>
-          <w:lang w:val="ru-RU"/>
-        </w:rPr>
-        <w:t>ов</w:t>
-      </w:r>
-      <w:r>
-        <w:rPr>
-          <w:rFonts w:hint="default" w:ascii="Times New Roman" w:hAnsi="Times New Roman" w:cs="Times New Roman"/>
-          <w:sz w:val="28"/>
-          <w:szCs w:val="28"/>
-          <w:lang w:val="ru-RU"/>
-        </w:rPr>
-        <w:t xml:space="preserve"> для получения основной информации, минимальные возможности фильтрации, интерфейс не интуитивный</w:t>
-      </w:r>
-      <w:r>
-        <w:rPr>
-          <w:rFonts w:hint="default" w:cs="Times New Roman"/>
-          <w:sz w:val="28"/>
-          <w:szCs w:val="28"/>
-          <w:lang w:val="ru-RU"/>
-        </w:rPr>
-        <w:t xml:space="preserve"> (оценка 3)</w:t>
-      </w:r>
-      <w:r>
-        <w:rPr>
-          <w:rFonts w:hint="default" w:ascii="Times New Roman" w:hAnsi="Times New Roman" w:cs="Times New Roman"/>
-          <w:sz w:val="28"/>
-          <w:szCs w:val="28"/>
-          <w:lang w:val="ru-RU"/>
-        </w:rPr>
-        <w:t>;</w:t>
-      </w:r>
-    </w:p>
-    <w:p>
-      <w:pPr>
-        <w:pageBreakBefore w:val="0"/>
-        <w:widowControl/>
-        <w:kinsoku/>
-        <w:wordWrap/>
-        <w:overflowPunct/>
-        <w:topLinePunct w:val="0"/>
-        <w:autoSpaceDE/>
-        <w:autoSpaceDN/>
-        <w:bidi w:val="0"/>
-        <w:adjustRightInd/>
-        <w:snapToGrid/>
-        <w:spacing w:line="360" w:lineRule="auto"/>
-        <w:ind w:left="0" w:firstLine="742" w:firstLineChars="265"/>
-        <w:jc w:val="both"/>
-        <w:textAlignment w:val="auto"/>
-        <w:rPr>
-          <w:rFonts w:hint="default" w:ascii="Times New Roman" w:hAnsi="Times New Roman" w:cs="Times New Roman"/>
-          <w:sz w:val="28"/>
-          <w:szCs w:val="28"/>
-          <w:lang w:val="ru-RU"/>
-        </w:rPr>
-      </w:pPr>
-      <w:r>
-        <w:rPr>
-          <w:rFonts w:hint="default" w:cs="Times New Roman"/>
-          <w:sz w:val="28"/>
-          <w:szCs w:val="28"/>
-          <w:lang w:val="en-US"/>
-        </w:rPr>
-        <w:t xml:space="preserve">- </w:t>
-      </w:r>
-      <w:r>
-        <w:rPr>
-          <w:rFonts w:hint="default" w:ascii="Times New Roman" w:hAnsi="Times New Roman" w:cs="Times New Roman"/>
-          <w:sz w:val="28"/>
-          <w:szCs w:val="28"/>
-          <w:lang w:val="ru-RU"/>
-        </w:rPr>
-        <w:t xml:space="preserve">актуальность данных: </w:t>
-      </w:r>
-      <w:r>
-        <w:rPr>
-          <w:rFonts w:hint="default" w:cs="Times New Roman"/>
-          <w:sz w:val="28"/>
-          <w:szCs w:val="28"/>
-          <w:lang w:val="ru-RU"/>
-        </w:rPr>
-        <w:t>15</w:t>
-      </w:r>
-      <w:r>
-        <w:rPr>
-          <w:rFonts w:hint="default" w:ascii="Times New Roman" w:hAnsi="Times New Roman" w:cs="Times New Roman"/>
-          <w:sz w:val="28"/>
-          <w:szCs w:val="28"/>
-          <w:lang w:val="ru-RU"/>
-        </w:rPr>
-        <w:t>% проверенных тарифов имеют несоответствия с официальными данными, обновления нерегулярные</w:t>
-      </w:r>
-      <w:r>
-        <w:rPr>
-          <w:rFonts w:hint="default" w:cs="Times New Roman"/>
-          <w:sz w:val="28"/>
-          <w:szCs w:val="28"/>
-          <w:lang w:val="ru-RU"/>
-        </w:rPr>
-        <w:t xml:space="preserve"> (оценка 3)</w:t>
-      </w:r>
-      <w:r>
-        <w:rPr>
-          <w:rFonts w:hint="default" w:ascii="Times New Roman" w:hAnsi="Times New Roman" w:cs="Times New Roman"/>
-          <w:sz w:val="28"/>
-          <w:szCs w:val="28"/>
-          <w:lang w:val="ru-RU"/>
-        </w:rPr>
-        <w:t>;</w:t>
-      </w:r>
-    </w:p>
-    <w:p>
-      <w:pPr>
-        <w:pageBreakBefore w:val="0"/>
-        <w:widowControl/>
-        <w:kinsoku/>
-        <w:wordWrap/>
-        <w:overflowPunct/>
-        <w:topLinePunct w:val="0"/>
-        <w:autoSpaceDE/>
-        <w:autoSpaceDN/>
-        <w:bidi w:val="0"/>
-        <w:adjustRightInd/>
-        <w:snapToGrid/>
-        <w:spacing w:line="360" w:lineRule="auto"/>
-        <w:ind w:left="0" w:firstLine="742" w:firstLineChars="265"/>
-        <w:jc w:val="both"/>
-        <w:textAlignment w:val="auto"/>
-        <w:rPr>
-          <w:rFonts w:hint="default" w:ascii="Times New Roman" w:hAnsi="Times New Roman" w:cs="Times New Roman"/>
-          <w:sz w:val="28"/>
-          <w:szCs w:val="28"/>
-          <w:lang w:val="ru-RU"/>
-        </w:rPr>
-      </w:pPr>
-      <w:r>
-        <w:rPr>
-          <w:rFonts w:hint="default" w:cs="Times New Roman"/>
-          <w:sz w:val="28"/>
-          <w:szCs w:val="28"/>
-          <w:lang w:val="en-US"/>
-        </w:rPr>
-        <w:t xml:space="preserve">- </w:t>
-      </w:r>
-      <w:r>
-        <w:rPr>
-          <w:rFonts w:hint="default" w:ascii="Times New Roman" w:hAnsi="Times New Roman" w:cs="Times New Roman"/>
-          <w:sz w:val="28"/>
-          <w:szCs w:val="28"/>
-          <w:lang w:val="ru-RU"/>
-        </w:rPr>
-        <w:t>полнота информации: представлена полная информация о тарифах и дополнительных услугах, хотя технические детали освещены недостаточно</w:t>
-      </w:r>
-      <w:r>
-        <w:rPr>
-          <w:rFonts w:hint="default" w:cs="Times New Roman"/>
-          <w:sz w:val="28"/>
-          <w:szCs w:val="28"/>
-          <w:lang w:val="ru-RU"/>
-        </w:rPr>
-        <w:t xml:space="preserve"> (оценка 4)</w:t>
-      </w:r>
-      <w:r>
-        <w:rPr>
-          <w:rFonts w:hint="default" w:ascii="Times New Roman" w:hAnsi="Times New Roman" w:cs="Times New Roman"/>
-          <w:sz w:val="28"/>
-          <w:szCs w:val="28"/>
-          <w:lang w:val="ru-RU"/>
-        </w:rPr>
-        <w:t>;</w:t>
-      </w:r>
-    </w:p>
-    <w:p>
-      <w:pPr>
-        <w:pageBreakBefore w:val="0"/>
-        <w:widowControl/>
-        <w:kinsoku/>
-        <w:wordWrap/>
-        <w:overflowPunct/>
-        <w:topLinePunct w:val="0"/>
-        <w:autoSpaceDE/>
-        <w:autoSpaceDN/>
-        <w:bidi w:val="0"/>
-        <w:adjustRightInd/>
-        <w:snapToGrid/>
-        <w:spacing w:line="360" w:lineRule="auto"/>
-        <w:ind w:left="0" w:firstLine="742" w:firstLineChars="265"/>
-        <w:jc w:val="both"/>
-        <w:textAlignment w:val="auto"/>
-        <w:rPr>
-          <w:rFonts w:hint="default" w:ascii="Times New Roman" w:hAnsi="Times New Roman" w:cs="Times New Roman"/>
-          <w:sz w:val="28"/>
-          <w:szCs w:val="28"/>
-          <w:lang w:val="ru-RU"/>
-        </w:rPr>
-      </w:pPr>
-      <w:r>
-        <w:rPr>
-          <w:rFonts w:hint="default" w:cs="Times New Roman"/>
-          <w:sz w:val="28"/>
-          <w:szCs w:val="28"/>
-          <w:lang w:val="en-US"/>
-        </w:rPr>
-        <w:t xml:space="preserve">- </w:t>
-      </w:r>
-      <w:r>
-        <w:rPr>
-          <w:rFonts w:hint="default" w:ascii="Times New Roman" w:hAnsi="Times New Roman" w:cs="Times New Roman"/>
-          <w:sz w:val="28"/>
-          <w:szCs w:val="28"/>
-          <w:lang w:val="ru-RU"/>
-        </w:rPr>
-        <w:t>возможность сравнения: реализовано сравнение</w:t>
-      </w:r>
-      <w:r>
-        <w:rPr>
-          <w:rFonts w:hint="default" w:cs="Times New Roman"/>
-          <w:sz w:val="28"/>
-          <w:szCs w:val="28"/>
-          <w:lang w:val="ru-RU"/>
-        </w:rPr>
-        <w:t xml:space="preserve"> </w:t>
-      </w:r>
-      <w:r>
-        <w:rPr>
-          <w:rFonts w:hint="default" w:ascii="Times New Roman" w:hAnsi="Times New Roman" w:cs="Times New Roman"/>
-          <w:sz w:val="28"/>
-          <w:szCs w:val="28"/>
-          <w:lang w:val="ru-RU"/>
-        </w:rPr>
-        <w:t>тарифов с расширенными параметрами, хотя визуализация могла бы быть улучшена</w:t>
-      </w:r>
-      <w:r>
-        <w:rPr>
-          <w:rFonts w:hint="default" w:cs="Times New Roman"/>
-          <w:sz w:val="28"/>
-          <w:szCs w:val="28"/>
-          <w:lang w:val="ru-RU"/>
-        </w:rPr>
-        <w:t xml:space="preserve"> (оценка 4)</w:t>
-      </w:r>
-      <w:r>
-        <w:rPr>
-          <w:rFonts w:hint="default" w:ascii="Times New Roman" w:hAnsi="Times New Roman" w:cs="Times New Roman"/>
-          <w:sz w:val="28"/>
-          <w:szCs w:val="28"/>
-          <w:lang w:val="ru-RU"/>
-        </w:rPr>
-        <w:t>;</w:t>
-      </w:r>
-    </w:p>
-    <w:p>
-      <w:pPr>
-        <w:pageBreakBefore w:val="0"/>
-        <w:widowControl/>
-        <w:kinsoku/>
-        <w:wordWrap/>
-        <w:overflowPunct/>
-        <w:topLinePunct w:val="0"/>
-        <w:autoSpaceDE/>
-        <w:autoSpaceDN/>
-        <w:bidi w:val="0"/>
-        <w:adjustRightInd/>
-        <w:snapToGrid/>
-        <w:spacing w:line="360" w:lineRule="auto"/>
-        <w:ind w:left="0" w:firstLine="742" w:firstLineChars="265"/>
-        <w:jc w:val="both"/>
-        <w:textAlignment w:val="auto"/>
-        <w:rPr>
-          <w:rFonts w:hint="default" w:ascii="Times New Roman" w:hAnsi="Times New Roman" w:cs="Times New Roman"/>
-          <w:sz w:val="28"/>
-          <w:szCs w:val="28"/>
-          <w:lang w:val="ru-RU"/>
-        </w:rPr>
-      </w:pPr>
-      <w:r>
-        <w:rPr>
-          <w:rFonts w:hint="default" w:cs="Times New Roman"/>
-          <w:sz w:val="28"/>
-          <w:szCs w:val="28"/>
-          <w:lang w:val="en-US"/>
-        </w:rPr>
-        <w:t xml:space="preserve">- </w:t>
-      </w:r>
-      <w:r>
-        <w:rPr>
-          <w:rFonts w:hint="default" w:ascii="Times New Roman" w:hAnsi="Times New Roman" w:cs="Times New Roman"/>
-          <w:sz w:val="28"/>
-          <w:szCs w:val="28"/>
-          <w:lang w:val="ru-RU"/>
-        </w:rPr>
-        <w:t>пользовательские отзывы: реализована комплексная система отзывов с оценкой по разным параметрам, сортировкой и фильтрацией, что обеспечивает удобный анализ отзывов</w:t>
-      </w:r>
-      <w:r>
-        <w:rPr>
-          <w:rFonts w:hint="default" w:cs="Times New Roman"/>
-          <w:sz w:val="28"/>
-          <w:szCs w:val="28"/>
-          <w:lang w:val="ru-RU"/>
-        </w:rPr>
-        <w:t xml:space="preserve"> (оценка 5)</w:t>
-      </w:r>
-      <w:r>
-        <w:rPr>
-          <w:rFonts w:hint="default" w:ascii="Times New Roman" w:hAnsi="Times New Roman" w:cs="Times New Roman"/>
-          <w:sz w:val="28"/>
-          <w:szCs w:val="28"/>
-          <w:lang w:val="ru-RU"/>
-        </w:rPr>
-        <w:t>.</w:t>
-      </w:r>
-    </w:p>
-    <w:p>
-      <w:pPr>
-        <w:pageBreakBefore w:val="0"/>
-        <w:widowControl/>
-        <w:kinsoku/>
-        <w:wordWrap/>
-        <w:overflowPunct/>
-        <w:topLinePunct w:val="0"/>
-        <w:autoSpaceDE/>
-        <w:autoSpaceDN/>
-        <w:bidi w:val="0"/>
-        <w:adjustRightInd/>
-        <w:snapToGrid/>
-        <w:spacing w:line="360" w:lineRule="auto"/>
-        <w:ind w:left="0" w:firstLine="742" w:firstLineChars="265"/>
-        <w:jc w:val="both"/>
-        <w:textAlignment w:val="auto"/>
-        <w:rPr>
-          <w:rFonts w:hint="default" w:ascii="Times New Roman" w:hAnsi="Times New Roman" w:cs="Times New Roman"/>
-          <w:sz w:val="28"/>
-          <w:szCs w:val="28"/>
-          <w:lang w:val="ru-RU"/>
-        </w:rPr>
-      </w:pPr>
-    </w:p>
-    <w:p>
-      <w:pPr>
-        <w:pageBreakBefore w:val="0"/>
-        <w:widowControl/>
-        <w:kinsoku/>
-        <w:wordWrap/>
-        <w:overflowPunct/>
-        <w:topLinePunct w:val="0"/>
-        <w:autoSpaceDE/>
-        <w:autoSpaceDN/>
-        <w:bidi w:val="0"/>
-        <w:adjustRightInd/>
-        <w:snapToGrid/>
-        <w:spacing w:line="360" w:lineRule="auto"/>
-        <w:ind w:left="0" w:firstLine="742" w:firstLineChars="265"/>
-        <w:jc w:val="both"/>
-        <w:textAlignment w:val="auto"/>
-        <w:rPr>
-          <w:rFonts w:hint="default" w:ascii="Times New Roman" w:hAnsi="Times New Roman" w:cs="Times New Roman"/>
-          <w:sz w:val="28"/>
-          <w:szCs w:val="28"/>
-          <w:lang w:val="ru-RU"/>
-        </w:rPr>
-      </w:pPr>
-    </w:p>
-    <w:p>
-      <w:pPr>
-        <w:pageBreakBefore w:val="0"/>
-        <w:widowControl/>
-        <w:kinsoku/>
-        <w:wordWrap/>
-        <w:overflowPunct/>
-        <w:topLinePunct w:val="0"/>
-        <w:autoSpaceDE/>
-        <w:autoSpaceDN/>
-        <w:bidi w:val="0"/>
-        <w:adjustRightInd/>
-        <w:snapToGrid/>
-        <w:spacing w:line="360" w:lineRule="auto"/>
-        <w:ind w:left="0" w:firstLine="742" w:firstLineChars="265"/>
-        <w:jc w:val="both"/>
-        <w:textAlignment w:val="auto"/>
-        <w:rPr>
-          <w:rFonts w:hint="default" w:ascii="Times New Roman" w:hAnsi="Times New Roman" w:cs="Times New Roman"/>
-          <w:sz w:val="28"/>
-          <w:szCs w:val="28"/>
-          <w:lang w:val="ru-RU"/>
-        </w:rPr>
-      </w:pPr>
-      <w:r>
-        <w:rPr>
           <w:rFonts w:hint="default" w:ascii="Times New Roman" w:hAnsi="Times New Roman" w:cs="Times New Roman"/>
           <w:sz w:val="28"/>
           <w:szCs w:val="28"/>
@@ -20000,32 +20040,30 @@
         <w:adjustRightInd/>
         <w:snapToGrid/>
         <w:spacing w:line="360" w:lineRule="auto"/>
-        <w:ind w:left="0" w:firstLine="742" w:firstLineChars="265"/>
-        <w:jc w:val="both"/>
-        <w:textAlignment w:val="auto"/>
-        <w:rPr>
-          <w:rFonts w:hint="default" w:ascii="Times New Roman" w:hAnsi="Times New Roman" w:cs="Times New Roman"/>
-          <w:sz w:val="28"/>
-          <w:szCs w:val="28"/>
-          <w:lang w:val="ru-RU"/>
-        </w:rPr>
-      </w:pPr>
-    </w:p>
-    <w:p>
-      <w:pPr>
-        <w:pageBreakBefore w:val="0"/>
-        <w:widowControl/>
-        <w:kinsoku/>
-        <w:wordWrap/>
-        <w:overflowPunct/>
-        <w:topLinePunct w:val="0"/>
-        <w:autoSpaceDE/>
-        <w:autoSpaceDN/>
-        <w:bidi w:val="0"/>
-        <w:adjustRightInd/>
-        <w:snapToGrid/>
-        <w:spacing w:line="360" w:lineRule="auto"/>
-        <w:ind w:left="0" w:firstLine="742" w:firstLineChars="265"/>
+        <w:jc w:val="both"/>
+        <w:textAlignment w:val="auto"/>
+        <w:rPr>
+          <w:rFonts w:hint="default" w:ascii="Times New Roman" w:hAnsi="Times New Roman" w:cs="Times New Roman"/>
+          <w:sz w:val="28"/>
+          <w:szCs w:val="28"/>
+          <w:lang w:val="ru-RU"/>
+        </w:rPr>
+      </w:pPr>
+    </w:p>
+    <w:p>
+      <w:pPr>
+        <w:pageBreakBefore w:val="0"/>
+        <w:widowControl/>
+        <w:kinsoku/>
+        <w:wordWrap/>
+        <w:overflowPunct/>
+        <w:topLinePunct w:val="0"/>
+        <w:autoSpaceDE/>
+        <w:autoSpaceDN/>
+        <w:bidi w:val="0"/>
+        <w:adjustRightInd/>
+        <w:snapToGrid/>
+        <w:spacing w:line="360" w:lineRule="auto"/>
         <w:jc w:val="both"/>
         <w:textAlignment w:val="auto"/>
         <w:rPr>
@@ -22511,8 +22549,8 @@
           <w:lang w:val="ru-RU"/>
         </w:rPr>
       </w:pPr>
-      <w:bookmarkStart w:id="55" w:name="_Toc1263"/>
-      <w:bookmarkStart w:id="56" w:name="_Toc2744"/>
+      <w:bookmarkStart w:id="55" w:name="_Toc2744"/>
+      <w:bookmarkStart w:id="56" w:name="_Toc1263"/>
       <w:r>
         <w:rPr>
           <w:rFonts w:hint="default" w:ascii="Times New Roman" w:hAnsi="Times New Roman" w:cs="Times New Roman"/>
@@ -22831,7 +22869,16 @@
           <w:szCs w:val="28"/>
           <w:lang w:val="ru-RU"/>
         </w:rPr>
-        <w:t>Создание нового веб-сервиса решает указанные проблемы следующим образом:</w:t>
+        <w:t>Создание нового веб-сервиса решает указанные проблемы следующим образом</w:t>
+      </w:r>
+      <w:r>
+        <w:rPr>
+          <w:rFonts w:hint="default" w:cs="Times New Roman"/>
+          <w:sz w:val="28"/>
+          <w:szCs w:val="28"/>
+          <w:lang w:val="ru-RU"/>
+        </w:rPr>
+        <w:t>.</w:t>
       </w:r>
     </w:p>
     <w:p>
@@ -23030,7 +23077,6 @@
         <w:adjustRightInd/>
         <w:snapToGrid/>
         <w:spacing w:line="360" w:lineRule="auto"/>
-        <w:ind w:firstLine="708" w:firstLineChars="0"/>
         <w:jc w:val="both"/>
         <w:textAlignment w:val="auto"/>
         <w:rPr>
@@ -23057,7 +23103,84 @@
         <w:adjustRightInd/>
         <w:snapToGrid/>
         <w:spacing w:line="360" w:lineRule="auto"/>
-        <w:ind w:firstLine="708" w:firstLineChars="0"/>
+        <w:jc w:val="both"/>
+        <w:textAlignment w:val="auto"/>
+        <w:rPr>
+          <w:rFonts w:hint="default" w:ascii="Times New Roman" w:hAnsi="Times New Roman" w:cs="Times New Roman"/>
+          <w:sz w:val="28"/>
+          <w:szCs w:val="28"/>
+          <w:lang w:val="ru-RU"/>
+        </w:rPr>
+      </w:pPr>
+    </w:p>
+    <w:p>
+      <w:pPr>
+        <w:keepNext w:val="0"/>
+        <w:keepLines w:val="0"/>
+        <w:pageBreakBefore w:val="0"/>
+        <w:widowControl/>
+        <w:kinsoku/>
+        <w:wordWrap/>
+        <w:overflowPunct/>
+        <w:topLinePunct w:val="0"/>
+        <w:autoSpaceDE/>
+        <w:autoSpaceDN/>
+        <w:bidi w:val="0"/>
+        <w:adjustRightInd/>
+        <w:snapToGrid/>
+        <w:spacing w:line="360" w:lineRule="auto"/>
+        <w:jc w:val="both"/>
+        <w:textAlignment w:val="auto"/>
+        <w:rPr>
+          <w:rFonts w:hint="default" w:ascii="Times New Roman" w:hAnsi="Times New Roman" w:cs="Times New Roman"/>
+          <w:sz w:val="28"/>
+          <w:szCs w:val="28"/>
+          <w:lang w:val="ru-RU"/>
+        </w:rPr>
+      </w:pPr>
+    </w:p>
+    <w:p>
+      <w:pPr>
+        <w:keepNext w:val="0"/>
+        <w:keepLines w:val="0"/>
+        <w:pageBreakBefore w:val="0"/>
+        <w:widowControl/>
+        <w:kinsoku/>
+        <w:wordWrap/>
+        <w:overflowPunct/>
+        <w:topLinePunct w:val="0"/>
+        <w:autoSpaceDE/>
+        <w:autoSpaceDN/>
+        <w:bidi w:val="0"/>
+        <w:adjustRightInd/>
+        <w:snapToGrid/>
+        <w:spacing w:line="360" w:lineRule="auto"/>
+        <w:jc w:val="both"/>
+        <w:textAlignment w:val="auto"/>
+        <w:rPr>
+          <w:rFonts w:hint="default" w:ascii="Times New Roman" w:hAnsi="Times New Roman" w:cs="Times New Roman"/>
+          <w:sz w:val="28"/>
+          <w:szCs w:val="28"/>
+          <w:lang w:val="ru-RU"/>
+        </w:rPr>
+      </w:pPr>
+    </w:p>
+    <w:p>
+      <w:pPr>
+        <w:keepNext w:val="0"/>
+        <w:keepLines w:val="0"/>
+        <w:pageBreakBefore w:val="0"/>
+        <w:widowControl/>
+        <w:kinsoku/>
+        <w:wordWrap/>
+        <w:overflowPunct/>
+        <w:topLinePunct w:val="0"/>
+        <w:autoSpaceDE/>
+        <w:autoSpaceDN/>
+        <w:bidi w:val="0"/>
+        <w:adjustRightInd/>
+        <w:snapToGrid/>
+        <w:spacing w:line="360" w:lineRule="auto"/>
         <w:jc w:val="both"/>
         <w:textAlignment w:val="auto"/>
         <w:rPr>
@@ -23120,6 +23243,54 @@
         <w:adjustRightInd/>
         <w:snapToGrid/>
         <w:spacing w:line="360" w:lineRule="auto"/>
+        <w:jc w:val="both"/>
+        <w:textAlignment w:val="auto"/>
+        <w:rPr>
+          <w:rFonts w:hint="default" w:ascii="Times New Roman" w:hAnsi="Times New Roman" w:cs="Times New Roman"/>
+          <w:sz w:val="28"/>
+          <w:szCs w:val="28"/>
+          <w:lang w:val="ru-RU"/>
+        </w:rPr>
+      </w:pPr>
+    </w:p>
+    <w:p>
+      <w:pPr>
+        <w:pageBreakBefore w:val="0"/>
+        <w:widowControl/>
+        <w:kinsoku/>
+        <w:wordWrap/>
+        <w:overflowPunct/>
+        <w:topLinePunct w:val="0"/>
+        <w:autoSpaceDE/>
+        <w:autoSpaceDN/>
+        <w:bidi w:val="0"/>
+        <w:adjustRightInd/>
+        <w:snapToGrid/>
+        <w:spacing w:line="360" w:lineRule="auto"/>
+        <w:jc w:val="both"/>
+        <w:textAlignment w:val="auto"/>
+        <w:rPr>
+          <w:rFonts w:hint="default" w:ascii="Times New Roman" w:hAnsi="Times New Roman" w:cs="Times New Roman"/>
+          <w:sz w:val="28"/>
+          <w:szCs w:val="28"/>
+          <w:lang w:val="ru-RU"/>
+        </w:rPr>
+      </w:pPr>
+    </w:p>
+    <w:p>
+      <w:pPr>
+        <w:pageBreakBefore w:val="0"/>
+        <w:widowControl/>
+        <w:kinsoku/>
+        <w:wordWrap/>
+        <w:overflowPunct/>
+        <w:topLinePunct w:val="0"/>
+        <w:autoSpaceDE/>
+        <w:autoSpaceDN/>
+        <w:bidi w:val="0"/>
+        <w:adjustRightInd/>
+        <w:snapToGrid/>
+        <w:spacing w:line="360" w:lineRule="auto"/>
         <w:ind w:left="0" w:firstLine="742" w:firstLineChars="265"/>
         <w:jc w:val="both"/>
         <w:textAlignment w:val="auto"/>
@@ -23127,9 +23298,16 @@
           <w:rFonts w:hint="default" w:ascii="Times New Roman" w:hAnsi="Times New Roman" w:cs="Times New Roman"/>
           <w:sz w:val="28"/>
           <w:szCs w:val="28"/>
-          <w:lang w:val="ru-RU"/>
-        </w:rPr>
-      </w:pPr>
+        </w:rPr>
+      </w:pPr>
+      <w:r>
+        <w:rPr>
+          <w:rFonts w:hint="default" w:ascii="Times New Roman" w:hAnsi="Times New Roman" w:cs="Times New Roman"/>
+          <w:sz w:val="28"/>
+          <w:szCs w:val="28"/>
+        </w:rPr>
+        <w:t xml:space="preserve">Формальная модель проблемной области включает в себя описание основных сущностей и их взаимодействий в контексте веб-сервиса для сравнения интернет-провайдеров. </w:t>
+      </w:r>
     </w:p>
     <w:p>
       <w:pPr>
@@ -23152,9 +23330,16 @@
           <w:rFonts w:hint="default" w:ascii="Times New Roman" w:hAnsi="Times New Roman" w:cs="Times New Roman"/>
           <w:sz w:val="28"/>
           <w:szCs w:val="28"/>
-          <w:lang w:val="ru-RU"/>
-        </w:rPr>
-      </w:pPr>
+        </w:rPr>
+      </w:pPr>
+      <w:r>
+        <w:rPr>
+          <w:rFonts w:hint="default" w:ascii="Times New Roman" w:hAnsi="Times New Roman" w:cs="Times New Roman"/>
+          <w:sz w:val="28"/>
+          <w:szCs w:val="28"/>
+        </w:rPr>
+        <w:t>Основными компонентами данной модели являются пользователи, интернет-провайдеры, тарифные планы и критерии оценки качества услуг.</w:t>
+      </w:r>
     </w:p>
     <w:p>
       <w:pPr>
@@ -23174,18 +23359,37 @@
         <w:jc w:val="both"/>
         <w:textAlignment w:val="auto"/>
         <w:rPr>
-          <w:rFonts w:hint="default" w:ascii="Times New Roman" w:hAnsi="Times New Roman" w:cs="Times New Roman"/>
-          <w:sz w:val="28"/>
-          <w:szCs w:val="28"/>
-        </w:rPr>
-      </w:pPr>
-      <w:r>
-        <w:rPr>
-          <w:rFonts w:hint="default" w:ascii="Times New Roman" w:hAnsi="Times New Roman" w:cs="Times New Roman"/>
-          <w:sz w:val="28"/>
-          <w:szCs w:val="28"/>
-        </w:rPr>
-        <w:t xml:space="preserve">Формальная модель проблемной области включает в себя описание основных сущностей и их взаимодействий в контексте веб-сервиса для сравнения интернет-провайдеров. </w:t>
+          <w:rFonts w:hint="default" w:cs="Times New Roman"/>
+          <w:sz w:val="28"/>
+          <w:szCs w:val="28"/>
+          <w:lang w:val="ru-RU"/>
+        </w:rPr>
+      </w:pPr>
+      <w:r>
+        <w:rPr>
+          <w:rFonts w:hint="default" w:cs="Times New Roman"/>
+          <w:sz w:val="28"/>
+          <w:szCs w:val="28"/>
+          <w:lang w:val="ru-RU"/>
+        </w:rPr>
+        <w:t xml:space="preserve">Пользователи </w:t>
+      </w:r>
+      <w:r>
+        <w:rPr>
+          <w:rFonts w:hint="default" w:ascii="Times New Roman" w:hAnsi="Times New Roman" w:cs="Times New Roman"/>
+          <w:sz w:val="28"/>
+          <w:szCs w:val="28"/>
+        </w:rPr>
+        <w:t>—</w:t>
+      </w:r>
+      <w:r>
+        <w:rPr>
+          <w:rFonts w:hint="default" w:cs="Times New Roman"/>
+          <w:sz w:val="28"/>
+          <w:szCs w:val="28"/>
+          <w:lang w:val="ru-RU"/>
+        </w:rPr>
+        <w:t xml:space="preserve"> это конечные потребители веб-сервиса, которые для себя ищут подходящий тарифный план.</w:t>
       </w:r>
     </w:p>
     <w:p>
@@ -23206,18 +23410,37 @@
         <w:jc w:val="both"/>
         <w:textAlignment w:val="auto"/>
         <w:rPr>
-          <w:rFonts w:hint="default" w:ascii="Times New Roman" w:hAnsi="Times New Roman" w:cs="Times New Roman"/>
-          <w:sz w:val="28"/>
-          <w:szCs w:val="28"/>
-        </w:rPr>
-      </w:pPr>
-      <w:r>
-        <w:rPr>
-          <w:rFonts w:hint="default" w:ascii="Times New Roman" w:hAnsi="Times New Roman" w:cs="Times New Roman"/>
-          <w:sz w:val="28"/>
-          <w:szCs w:val="28"/>
-        </w:rPr>
-        <w:t>Основными компонентами данной модели являются пользователи, интернет-провайдеры, тарифные планы и критерии оценки качества услуг.</w:t>
+          <w:rFonts w:hint="default" w:cs="Times New Roman"/>
+          <w:sz w:val="28"/>
+          <w:szCs w:val="28"/>
+          <w:lang w:val="ru-RU"/>
+        </w:rPr>
+      </w:pPr>
+      <w:r>
+        <w:rPr>
+          <w:rFonts w:hint="default" w:cs="Times New Roman"/>
+          <w:sz w:val="28"/>
+          <w:szCs w:val="28"/>
+          <w:lang w:val="ru-RU"/>
+        </w:rPr>
+        <w:t xml:space="preserve">Интернет-провайдеры </w:t>
+      </w:r>
+      <w:r>
+        <w:rPr>
+          <w:rFonts w:hint="default" w:ascii="Times New Roman" w:hAnsi="Times New Roman" w:cs="Times New Roman"/>
+          <w:sz w:val="28"/>
+          <w:szCs w:val="28"/>
+        </w:rPr>
+        <w:t>—</w:t>
+      </w:r>
+      <w:r>
+        <w:rPr>
+          <w:rFonts w:hint="default" w:cs="Times New Roman"/>
+          <w:sz w:val="28"/>
+          <w:szCs w:val="28"/>
+          <w:lang w:val="ru-RU"/>
+        </w:rPr>
+        <w:t xml:space="preserve"> это компании, которые предоставляют Пользователям доступ к сети Интернет. У каждого провайдера есть тарифные планы, отзывы и рейтинг.</w:t>
       </w:r>
     </w:p>
     <w:p>
@@ -23246,29 +23469,38 @@
       </w:pPr>
       <w:r>
         <w:rPr>
+          <w:rFonts w:hint="default" w:ascii="Times New Roman" w:hAnsi="Times New Roman" w:cs="Times New Roman"/>
+          <w:sz w:val="28"/>
+          <w:szCs w:val="28"/>
+        </w:rPr>
+        <w:t xml:space="preserve">Тарифные планы — это конкретные </w:t>
+      </w:r>
+      <w:r>
+        <w:rPr>
           <w:rFonts w:hint="default" w:cs="Times New Roman"/>
           <w:sz w:val="28"/>
           <w:szCs w:val="28"/>
           <w:lang w:val="ru-RU"/>
         </w:rPr>
-        <w:t xml:space="preserve">Пользователи </w:t>
-      </w:r>
-      <w:r>
-        <w:rPr>
-          <w:rFonts w:hint="default" w:ascii="Times New Roman" w:hAnsi="Times New Roman" w:cs="Times New Roman"/>
-          <w:sz w:val="28"/>
-          <w:szCs w:val="28"/>
-        </w:rPr>
-        <w:t>—</w:t>
+        <w:t>услуги провайдеров, включающие в себя следующие характеристики</w:t>
       </w:r>
       <w:r>
         <w:rPr>
           <w:rFonts w:hint="default" w:cs="Times New Roman"/>
           <w:sz w:val="28"/>
           <w:szCs w:val="28"/>
-          <w:lang w:val="ru-RU"/>
-        </w:rPr>
-        <w:t xml:space="preserve"> это конечные потребители веб-сервиса, которые для себя ищут подходящий тарифный план.</w:t>
+          <w:lang w:val="en-US"/>
+        </w:rPr>
+        <w:t xml:space="preserve">: </w:t>
+      </w:r>
+      <w:r>
+        <w:rPr>
+          <w:rFonts w:hint="default" w:cs="Times New Roman"/>
+          <w:sz w:val="28"/>
+          <w:szCs w:val="28"/>
+          <w:lang w:val="ru-RU"/>
+        </w:rPr>
+        <w:t xml:space="preserve">скорость, стоимость, стоимость по акции, её срок. </w:t>
       </w:r>
     </w:p>
     <w:p>
@@ -23289,12 +23521,37 @@
         <w:jc w:val="both"/>
         <w:textAlignment w:val="auto"/>
         <w:rPr>
+          <w:rFonts w:hint="default" w:ascii="Times New Roman" w:hAnsi="Times New Roman" w:cs="Times New Roman"/>
+          <w:sz w:val="28"/>
+          <w:szCs w:val="28"/>
+          <w:lang w:val="ru-RU"/>
+        </w:rPr>
+      </w:pPr>
+      <w:r>
+        <w:rPr>
+          <w:rFonts w:hint="default" w:ascii="Times New Roman" w:hAnsi="Times New Roman" w:cs="Times New Roman"/>
+          <w:sz w:val="28"/>
+          <w:szCs w:val="28"/>
+        </w:rPr>
+        <w:t xml:space="preserve">Критерии оценки качества услуг — это параметры, по которым пользователи </w:t>
+      </w:r>
+      <w:r>
+        <w:rPr>
           <w:rFonts w:hint="default" w:cs="Times New Roman"/>
           <w:sz w:val="28"/>
           <w:szCs w:val="28"/>
           <w:lang w:val="ru-RU"/>
         </w:rPr>
-      </w:pPr>
+        <w:t>могут оценивать и сравнивать интернет-провайдеры</w:t>
+      </w:r>
+      <w:r>
+        <w:rPr>
+          <w:rFonts w:hint="default" w:ascii="Times New Roman" w:hAnsi="Times New Roman" w:cs="Times New Roman"/>
+          <w:sz w:val="28"/>
+          <w:szCs w:val="28"/>
+        </w:rPr>
+        <w:t>. К ним относятся скорость соединения, стабильность работы, качество технической поддержки, наличие дополнительных сервисов</w:t>
+      </w:r>
       <w:r>
         <w:rPr>
           <w:rFonts w:hint="default" w:cs="Times New Roman"/>
@@ -23302,24 +23559,7 @@
           <w:szCs w:val="28"/>
           <w:lang w:val="ru-RU"/>
         </w:rPr>
-        <w:t xml:space="preserve">Интернет-провайдеры </w:t>
-      </w:r>
-      <w:r>
-        <w:rPr>
-          <w:rFonts w:hint="default" w:ascii="Times New Roman" w:hAnsi="Times New Roman" w:cs="Times New Roman"/>
-          <w:sz w:val="28"/>
-          <w:szCs w:val="28"/>
-        </w:rPr>
-        <w:t>—</w:t>
-      </w:r>
-      <w:r>
-        <w:rPr>
-          <w:rFonts w:hint="default" w:cs="Times New Roman"/>
-          <w:sz w:val="28"/>
-          <w:szCs w:val="28"/>
-          <w:lang w:val="ru-RU"/>
-        </w:rPr>
-        <w:t xml:space="preserve"> это компании, которые предоставляют Пользователям доступ к сети Интернет. У каждого провайдера есть тарифные планы, отзывы и рейтинг.</w:t>
+        <w:t xml:space="preserve"> и стоимость услуг.</w:t>
       </w:r>
     </w:p>
     <w:p>
@@ -23340,46 +23580,20 @@
         <w:jc w:val="both"/>
         <w:textAlignment w:val="auto"/>
         <w:rPr>
-          <w:rFonts w:hint="default" w:cs="Times New Roman"/>
-          <w:sz w:val="28"/>
-          <w:szCs w:val="28"/>
-          <w:lang w:val="ru-RU"/>
-        </w:rPr>
-      </w:pPr>
-      <w:r>
-        <w:rPr>
-          <w:rFonts w:hint="default" w:ascii="Times New Roman" w:hAnsi="Times New Roman" w:cs="Times New Roman"/>
-          <w:sz w:val="28"/>
-          <w:szCs w:val="28"/>
-        </w:rPr>
-        <w:t xml:space="preserve">Тарифные планы — это конкретные </w:t>
-      </w:r>
-      <w:r>
-        <w:rPr>
-          <w:rFonts w:hint="default" w:cs="Times New Roman"/>
-          <w:sz w:val="28"/>
-          <w:szCs w:val="28"/>
-          <w:lang w:val="ru-RU"/>
-        </w:rPr>
-        <w:t>услуги провайдеров, включающие в себя следующие характеристики</w:t>
-      </w:r>
-      <w:r>
-        <w:rPr>
-          <w:rFonts w:hint="default" w:cs="Times New Roman"/>
-          <w:sz w:val="28"/>
-          <w:szCs w:val="28"/>
-          <w:lang w:val="en-US"/>
-        </w:rPr>
-        <w:t xml:space="preserve">: </w:t>
-      </w:r>
-      <w:r>
-        <w:rPr>
-          <w:rFonts w:hint="default" w:cs="Times New Roman"/>
-          <w:sz w:val="28"/>
-          <w:szCs w:val="28"/>
-          <w:lang w:val="ru-RU"/>
-        </w:rPr>
-        <w:t xml:space="preserve">скорость, стоимость, стоимость по акции, её срок. </w:t>
+          <w:rFonts w:hint="default" w:ascii="Times New Roman" w:hAnsi="Times New Roman" w:cs="Times New Roman"/>
+          <w:sz w:val="28"/>
+          <w:szCs w:val="28"/>
+          <w:lang w:val="ru-RU"/>
+        </w:rPr>
+      </w:pPr>
+      <w:r>
+        <w:rPr>
+          <w:rFonts w:hint="default" w:ascii="Times New Roman" w:hAnsi="Times New Roman" w:cs="Times New Roman"/>
+          <w:sz w:val="28"/>
+          <w:szCs w:val="28"/>
+          <w:lang w:val="ru-RU"/>
+        </w:rPr>
+        <w:t>Работа системы происходит в несколько этапов. Сначала пользователь указывает параметры для поиска тарифов - цену, скорость, дополнительные услуги. Затем система обрабатывает эти параметры и выбирает из базы данных тарифы, которые им соответствуют.</w:t>
       </w:r>
     </w:p>
     <w:p>
@@ -23411,34 +23625,9 @@
           <w:rFonts w:hint="default" w:ascii="Times New Roman" w:hAnsi="Times New Roman" w:cs="Times New Roman"/>
           <w:sz w:val="28"/>
           <w:szCs w:val="28"/>
-        </w:rPr>
-        <w:t xml:space="preserve">Критерии оценки качества услуг — это параметры, по которым пользователи </w:t>
-      </w:r>
-      <w:r>
-        <w:rPr>
-          <w:rFonts w:hint="default" w:cs="Times New Roman"/>
-          <w:sz w:val="28"/>
-          <w:szCs w:val="28"/>
-          <w:lang w:val="ru-RU"/>
-        </w:rPr>
-        <w:t>могут оценивать и сравнивать интернет-провайдеры</w:t>
-      </w:r>
-      <w:r>
-        <w:rPr>
-          <w:rFonts w:hint="default" w:ascii="Times New Roman" w:hAnsi="Times New Roman" w:cs="Times New Roman"/>
-          <w:sz w:val="28"/>
-          <w:szCs w:val="28"/>
-        </w:rPr>
-        <w:t>. К ним относятся скорость соединения, стабильность работы, качество технической поддержки, наличие дополнительных сервисов</w:t>
-      </w:r>
-      <w:r>
-        <w:rPr>
-          <w:rFonts w:hint="default" w:cs="Times New Roman"/>
-          <w:sz w:val="28"/>
-          <w:szCs w:val="28"/>
-          <w:lang w:val="ru-RU"/>
-        </w:rPr>
-        <w:t xml:space="preserve"> и стоимость услуг.</w:t>
+          <w:lang w:val="ru-RU"/>
+        </w:rPr>
+        <w:t>Найденные тарифы показываются пользователю со всеми характеристиками - скоростью соединения, ценой, условиями подключения. При необходимости можно выбрать несколько тарифов для сравнения между собой. Также доступны отзывы других пользователей о провайдерах.</w:t>
       </w:r>
     </w:p>
     <w:p>
@@ -23472,7 +23661,7 @@
           <w:szCs w:val="28"/>
           <w:lang w:val="ru-RU"/>
         </w:rPr>
-        <w:t>Работа системы происходит в несколько этапов. Сначала пользователь указывает параметры для поиска тарифов - цену, скорость, дополнительные услуги. Затем система обрабатывает эти параметры и выбирает из базы данных тарифы, которые им соответствуют.</w:t>
+        <w:t>Когда пользователь определился с выбором, система предоставляет контактную информацию провайдера или ссылку на его сайт для заключения договора.</w:t>
       </w:r>
     </w:p>
     <w:p>
@@ -23506,74 +23695,6 @@
           <w:szCs w:val="28"/>
           <w:lang w:val="ru-RU"/>
         </w:rPr>
-        <w:t>Найденные тарифы показываются пользователю со всеми характеристиками - скоростью соединения, ценой, условиями подключения. При необходимости можно выбрать несколько тарифов для сравнения между собой. Также доступны отзывы других пользователей о провайдерах.</w:t>
-      </w:r>
-    </w:p>
-    <w:p>
-      <w:pPr>
-        <w:pageBreakBefore w:val="0"/>
-        <w:widowControl/>
-        <w:kinsoku/>
-        <w:wordWrap/>
-        <w:overflowPunct/>
-        <w:topLinePunct w:val="0"/>
-        <w:autoSpaceDE/>
-        <w:autoSpaceDN/>
-        <w:bidi w:val="0"/>
-        <w:adjustRightInd/>
-        <w:snapToGrid/>
-        <w:spacing w:line="360" w:lineRule="auto"/>
-        <w:ind w:left="0" w:firstLine="742" w:firstLineChars="265"/>
-        <w:jc w:val="both"/>
-        <w:textAlignment w:val="auto"/>
-        <w:rPr>
-          <w:rFonts w:hint="default" w:ascii="Times New Roman" w:hAnsi="Times New Roman" w:cs="Times New Roman"/>
-          <w:sz w:val="28"/>
-          <w:szCs w:val="28"/>
-          <w:lang w:val="ru-RU"/>
-        </w:rPr>
-      </w:pPr>
-      <w:r>
-        <w:rPr>
-          <w:rFonts w:hint="default" w:ascii="Times New Roman" w:hAnsi="Times New Roman" w:cs="Times New Roman"/>
-          <w:sz w:val="28"/>
-          <w:szCs w:val="28"/>
-          <w:lang w:val="ru-RU"/>
-        </w:rPr>
-        <w:t>Когда пользователь определился с выбором, система предоставляет контактную информацию провайдера или ссылку на его сайт для заключения договора.</w:t>
-      </w:r>
-    </w:p>
-    <w:p>
-      <w:pPr>
-        <w:pageBreakBefore w:val="0"/>
-        <w:widowControl/>
-        <w:kinsoku/>
-        <w:wordWrap/>
-        <w:overflowPunct/>
-        <w:topLinePunct w:val="0"/>
-        <w:autoSpaceDE/>
-        <w:autoSpaceDN/>
-        <w:bidi w:val="0"/>
-        <w:adjustRightInd/>
-        <w:snapToGrid/>
-        <w:spacing w:line="360" w:lineRule="auto"/>
-        <w:ind w:left="0" w:firstLine="742" w:firstLineChars="265"/>
-        <w:jc w:val="both"/>
-        <w:textAlignment w:val="auto"/>
-        <w:rPr>
-          <w:rFonts w:hint="default" w:ascii="Times New Roman" w:hAnsi="Times New Roman" w:cs="Times New Roman"/>
-          <w:sz w:val="28"/>
-          <w:szCs w:val="28"/>
-          <w:lang w:val="ru-RU"/>
-        </w:rPr>
-      </w:pPr>
-      <w:r>
-        <w:rPr>
-          <w:rFonts w:hint="default" w:ascii="Times New Roman" w:hAnsi="Times New Roman" w:cs="Times New Roman"/>
-          <w:sz w:val="28"/>
-          <w:szCs w:val="28"/>
-          <w:lang w:val="ru-RU"/>
-        </w:rPr>
         <w:t>Такая организация процесса помогает понять, как должны взаимодействовать компоненты системы и какие данные между ними передаются. Это необходимо для дальнейшего проектирования веб-сервиса.</w:t>
       </w:r>
     </w:p>
@@ -23591,32 +23712,30 @@
         <w:adjustRightInd/>
         <w:snapToGrid/>
         <w:spacing w:line="360" w:lineRule="auto"/>
-        <w:ind w:left="0" w:firstLine="742" w:firstLineChars="265"/>
-        <w:jc w:val="both"/>
-        <w:textAlignment w:val="auto"/>
-        <w:rPr>
-          <w:rFonts w:hint="default" w:ascii="Times New Roman" w:hAnsi="Times New Roman" w:cs="Times New Roman"/>
-          <w:sz w:val="28"/>
-          <w:szCs w:val="28"/>
-          <w:lang w:val="ru-RU"/>
-        </w:rPr>
-      </w:pPr>
-    </w:p>
-    <w:p>
-      <w:pPr>
-        <w:pageBreakBefore w:val="0"/>
-        <w:widowControl/>
-        <w:kinsoku/>
-        <w:wordWrap/>
-        <w:overflowPunct/>
-        <w:topLinePunct w:val="0"/>
-        <w:autoSpaceDE/>
-        <w:autoSpaceDN/>
-        <w:bidi w:val="0"/>
-        <w:adjustRightInd/>
-        <w:snapToGrid/>
-        <w:spacing w:line="360" w:lineRule="auto"/>
-        <w:ind w:left="0" w:firstLine="742" w:firstLineChars="265"/>
+        <w:jc w:val="both"/>
+        <w:textAlignment w:val="auto"/>
+        <w:rPr>
+          <w:rFonts w:hint="default" w:ascii="Times New Roman" w:hAnsi="Times New Roman" w:cs="Times New Roman"/>
+          <w:sz w:val="28"/>
+          <w:szCs w:val="28"/>
+          <w:lang w:val="ru-RU"/>
+        </w:rPr>
+      </w:pPr>
+    </w:p>
+    <w:p>
+      <w:pPr>
+        <w:pageBreakBefore w:val="0"/>
+        <w:widowControl/>
+        <w:kinsoku/>
+        <w:wordWrap/>
+        <w:overflowPunct/>
+        <w:topLinePunct w:val="0"/>
+        <w:autoSpaceDE/>
+        <w:autoSpaceDN/>
+        <w:bidi w:val="0"/>
+        <w:adjustRightInd/>
+        <w:snapToGrid/>
+        <w:spacing w:line="360" w:lineRule="auto"/>
         <w:jc w:val="both"/>
         <w:textAlignment w:val="auto"/>
         <w:rPr>
@@ -23680,32 +23799,30 @@
         <w:adjustRightInd/>
         <w:snapToGrid/>
         <w:spacing w:line="360" w:lineRule="auto"/>
-        <w:ind w:left="0" w:firstLine="742" w:firstLineChars="265"/>
-        <w:jc w:val="both"/>
-        <w:textAlignment w:val="auto"/>
-        <w:rPr>
-          <w:rFonts w:hint="default" w:ascii="Times New Roman" w:hAnsi="Times New Roman" w:cs="Times New Roman"/>
-          <w:sz w:val="28"/>
-          <w:szCs w:val="28"/>
-          <w:lang w:val="ru-RU"/>
-        </w:rPr>
-      </w:pPr>
-    </w:p>
-    <w:p>
-      <w:pPr>
-        <w:pageBreakBefore w:val="0"/>
-        <w:widowControl/>
-        <w:kinsoku/>
-        <w:wordWrap/>
-        <w:overflowPunct/>
-        <w:topLinePunct w:val="0"/>
-        <w:autoSpaceDE/>
-        <w:autoSpaceDN/>
-        <w:bidi w:val="0"/>
-        <w:adjustRightInd/>
-        <w:snapToGrid/>
-        <w:spacing w:line="360" w:lineRule="auto"/>
-        <w:ind w:left="0" w:firstLine="742" w:firstLineChars="265"/>
+        <w:jc w:val="both"/>
+        <w:textAlignment w:val="auto"/>
+        <w:rPr>
+          <w:rFonts w:hint="default" w:ascii="Times New Roman" w:hAnsi="Times New Roman" w:cs="Times New Roman"/>
+          <w:sz w:val="28"/>
+          <w:szCs w:val="28"/>
+          <w:lang w:val="ru-RU"/>
+        </w:rPr>
+      </w:pPr>
+    </w:p>
+    <w:p>
+      <w:pPr>
+        <w:pageBreakBefore w:val="0"/>
+        <w:widowControl/>
+        <w:kinsoku/>
+        <w:wordWrap/>
+        <w:overflowPunct/>
+        <w:topLinePunct w:val="0"/>
+        <w:autoSpaceDE/>
+        <w:autoSpaceDN/>
+        <w:bidi w:val="0"/>
+        <w:adjustRightInd/>
+        <w:snapToGrid/>
+        <w:spacing w:line="360" w:lineRule="auto"/>
         <w:jc w:val="both"/>
         <w:textAlignment w:val="auto"/>
         <w:rPr>
@@ -27087,6 +27204,7 @@
           <w:rFonts w:hint="default" w:ascii="Times New Roman" w:hAnsi="Times New Roman" w:cs="Times New Roman"/>
           <w:sz w:val="28"/>
           <w:szCs w:val="28"/>
+          <w:lang w:val="ru-RU"/>
         </w:rPr>
       </w:pPr>
       <w:r>
@@ -27098,9 +27216,69 @@
         </w:rPr>
         <w:t>Разработанные алгоритмы в совокупности обеспечивают стабильную и эффективную работу всех компонентов веб-сервиса, гарантируя пользователям удобный и безопасный опыт использования при выборе тарифов интернет-провайдеров.</w:t>
       </w:r>
-      <w:bookmarkStart w:id="63" w:name="_Toc19362"/>
-      <w:bookmarkStart w:id="64" w:name="_Toc147217004"/>
+      <w:bookmarkStart w:id="63" w:name="_Toc147217004"/>
+      <w:bookmarkStart w:id="64" w:name="_Toc19362"/>
       <w:bookmarkStart w:id="65" w:name="_Toc147217576"/>
+    </w:p>
+    <w:p>
+      <w:pPr>
+        <w:keepNext w:val="0"/>
+        <w:keepLines w:val="0"/>
+        <w:pageBreakBefore w:val="0"/>
+        <w:widowControl/>
+        <w:numPr>
+          <w:ilvl w:val="0"/>
+          <w:numId w:val="0"/>
+        </w:numPr>
+        <w:kinsoku/>
+        <w:wordWrap/>
+        <w:overflowPunct/>
+        <w:topLinePunct w:val="0"/>
+        <w:autoSpaceDE/>
+        <w:autoSpaceDN/>
+        <w:bidi w:val="0"/>
+        <w:adjustRightInd/>
+        <w:snapToGrid/>
+        <w:spacing w:line="360" w:lineRule="auto"/>
+        <w:jc w:val="both"/>
+        <w:textAlignment w:val="auto"/>
+        <w:rPr>
+          <w:rFonts w:hint="default" w:ascii="Times New Roman" w:hAnsi="Times New Roman" w:cs="Times New Roman"/>
+          <w:sz w:val="28"/>
+          <w:szCs w:val="28"/>
+          <w:lang w:val="ru-RU"/>
+        </w:rPr>
+      </w:pPr>
+    </w:p>
+    <w:p>
+      <w:pPr>
+        <w:keepNext w:val="0"/>
+        <w:keepLines w:val="0"/>
+        <w:pageBreakBefore w:val="0"/>
+        <w:widowControl/>
+        <w:numPr>
+          <w:ilvl w:val="0"/>
+          <w:numId w:val="0"/>
+        </w:numPr>
+        <w:kinsoku/>
+        <w:wordWrap/>
+        <w:overflowPunct/>
+        <w:topLinePunct w:val="0"/>
+        <w:autoSpaceDE/>
+        <w:autoSpaceDN/>
+        <w:bidi w:val="0"/>
+        <w:adjustRightInd/>
+        <w:snapToGrid/>
+        <w:spacing w:line="360" w:lineRule="auto"/>
+        <w:jc w:val="both"/>
+        <w:textAlignment w:val="auto"/>
+        <w:rPr>
+          <w:rFonts w:hint="default" w:ascii="Times New Roman" w:hAnsi="Times New Roman" w:cs="Times New Roman"/>
+          <w:sz w:val="28"/>
+          <w:szCs w:val="28"/>
+          <w:lang w:val="ru-RU"/>
+        </w:rPr>
+      </w:pPr>
     </w:p>
     <w:p>
       <w:pPr>
@@ -27471,6 +27649,52 @@
     </w:p>
     <w:p>
       <w:pPr>
+        <w:pageBreakBefore w:val="0"/>
+        <w:widowControl/>
+        <w:kinsoku/>
+        <w:wordWrap/>
+        <w:overflowPunct/>
+        <w:topLinePunct w:val="0"/>
+        <w:autoSpaceDE/>
+        <w:autoSpaceDN/>
+        <w:bidi w:val="0"/>
+        <w:adjustRightInd/>
+        <w:snapToGrid/>
+        <w:spacing w:line="360" w:lineRule="auto"/>
+        <w:jc w:val="both"/>
+        <w:textAlignment w:val="auto"/>
+        <w:rPr>
+          <w:rFonts w:hint="default" w:ascii="Times New Roman" w:hAnsi="Times New Roman" w:cs="Times New Roman"/>
+          <w:sz w:val="28"/>
+          <w:szCs w:val="28"/>
+        </w:rPr>
+      </w:pPr>
+    </w:p>
+    <w:p>
+      <w:pPr>
+        <w:pageBreakBefore w:val="0"/>
+        <w:widowControl/>
+        <w:kinsoku/>
+        <w:wordWrap/>
+        <w:overflowPunct/>
+        <w:topLinePunct w:val="0"/>
+        <w:autoSpaceDE/>
+        <w:autoSpaceDN/>
+        <w:bidi w:val="0"/>
+        <w:adjustRightInd/>
+        <w:snapToGrid/>
+        <w:spacing w:line="360" w:lineRule="auto"/>
+        <w:jc w:val="both"/>
+        <w:textAlignment w:val="auto"/>
+        <w:rPr>
+          <w:rFonts w:hint="default" w:ascii="Times New Roman" w:hAnsi="Times New Roman" w:cs="Times New Roman"/>
+          <w:sz w:val="28"/>
+          <w:szCs w:val="28"/>
+        </w:rPr>
+      </w:pPr>
+    </w:p>
+    <w:p>
+      <w:pPr>
         <w:pStyle w:val="2"/>
         <w:pageBreakBefore w:val="0"/>
         <w:widowControl/>
@@ -27585,9 +27809,9 @@
         </w:rPr>
       </w:pPr>
       <w:bookmarkStart w:id="71" w:name="_Toc19322"/>
-      <w:bookmarkStart w:id="72" w:name="_Toc147217006"/>
-      <w:bookmarkStart w:id="73" w:name="_Toc147217578"/>
-      <w:bookmarkStart w:id="74" w:name="_Toc3945"/>
+      <w:bookmarkStart w:id="72" w:name="_Toc3945"/>
+      <w:bookmarkStart w:id="73" w:name="_Toc147217006"/>
+      <w:bookmarkStart w:id="74" w:name="_Toc147217578"/>
       <w:r>
         <w:rPr>
           <w:rFonts w:hint="default" w:ascii="Times New Roman" w:hAnsi="Times New Roman" w:cs="Times New Roman"/>
@@ -28089,7 +28313,6 @@
         <w:adjustRightInd/>
         <w:snapToGrid/>
         <w:spacing w:line="360" w:lineRule="auto"/>
-        <w:ind w:left="0" w:firstLine="742" w:firstLineChars="265"/>
         <w:jc w:val="both"/>
         <w:textAlignment w:val="auto"/>
         <w:rPr>
@@ -28177,6 +28400,54 @@
         <w:adjustRightInd/>
         <w:snapToGrid/>
         <w:spacing w:line="360" w:lineRule="auto"/>
+        <w:jc w:val="both"/>
+        <w:textAlignment w:val="auto"/>
+        <w:rPr>
+          <w:rFonts w:hint="default" w:ascii="Times New Roman" w:hAnsi="Times New Roman" w:cs="Times New Roman"/>
+          <w:sz w:val="28"/>
+          <w:szCs w:val="28"/>
+          <w:lang w:val="ru-RU"/>
+        </w:rPr>
+      </w:pPr>
+    </w:p>
+    <w:p>
+      <w:pPr>
+        <w:pageBreakBefore w:val="0"/>
+        <w:widowControl/>
+        <w:kinsoku/>
+        <w:wordWrap/>
+        <w:overflowPunct/>
+        <w:topLinePunct w:val="0"/>
+        <w:autoSpaceDE/>
+        <w:autoSpaceDN/>
+        <w:bidi w:val="0"/>
+        <w:adjustRightInd/>
+        <w:snapToGrid/>
+        <w:spacing w:line="360" w:lineRule="auto"/>
+        <w:jc w:val="both"/>
+        <w:textAlignment w:val="auto"/>
+        <w:rPr>
+          <w:rFonts w:hint="default" w:ascii="Times New Roman" w:hAnsi="Times New Roman" w:cs="Times New Roman"/>
+          <w:sz w:val="28"/>
+          <w:szCs w:val="28"/>
+          <w:lang w:val="ru-RU"/>
+        </w:rPr>
+      </w:pPr>
+    </w:p>
+    <w:p>
+      <w:pPr>
+        <w:pageBreakBefore w:val="0"/>
+        <w:widowControl/>
+        <w:kinsoku/>
+        <w:wordWrap/>
+        <w:overflowPunct/>
+        <w:topLinePunct w:val="0"/>
+        <w:autoSpaceDE/>
+        <w:autoSpaceDN/>
+        <w:bidi w:val="0"/>
+        <w:adjustRightInd/>
+        <w:snapToGrid/>
+        <w:spacing w:line="360" w:lineRule="auto"/>
         <w:ind w:left="0" w:firstLine="742" w:firstLineChars="265"/>
         <w:jc w:val="both"/>
         <w:textAlignment w:val="auto"/>
@@ -28187,6 +28458,15 @@
           <w:lang w:val="ru-RU"/>
         </w:rPr>
       </w:pPr>
+      <w:r>
+        <w:rPr>
+          <w:rFonts w:hint="default" w:ascii="Times New Roman" w:hAnsi="Times New Roman" w:cs="Times New Roman"/>
+          <w:sz w:val="28"/>
+          <w:szCs w:val="28"/>
+          <w:lang w:val="ru-RU"/>
+        </w:rPr>
+        <w:t>Основной функционал системы связан с отображением и анализом тарифных планов:</w:t>
+      </w:r>
     </w:p>
     <w:p>
       <w:pPr>
@@ -28212,6 +28492,15 @@
           <w:lang w:val="ru-RU"/>
         </w:rPr>
       </w:pPr>
+      <w:r>
+        <w:rPr>
+          <w:rFonts w:hint="default" w:ascii="Times New Roman" w:hAnsi="Times New Roman" w:cs="Times New Roman"/>
+          <w:sz w:val="28"/>
+          <w:szCs w:val="28"/>
+          <w:lang w:val="ru-RU"/>
+        </w:rPr>
+        <w:t>- отображение полного списка доступных тарифов с ключевыми характеристиками: название тарифа, провайдер, скорость интернета, стоимость, дополнительные услуги;</w:t>
+      </w:r>
     </w:p>
     <w:p>
       <w:pPr>
@@ -28244,7 +28533,7 @@
           <w:szCs w:val="28"/>
           <w:lang w:val="ru-RU"/>
         </w:rPr>
-        <w:t>Основной функционал системы связан с отображением и анализом тарифных планов:</w:t>
+        <w:t>- детальный просмотр информации о конкретном тарифе, включая: технические характеристики (скорость входящая/исходящая, тип подключения), условия подключения, стоимость установки, абонентскую плату, дополнительные услуги (ТВ, телефония), специальные предложения и акции;</w:t>
       </w:r>
     </w:p>
     <w:p>
@@ -28268,17 +28557,26 @@
           <w:rFonts w:hint="default" w:ascii="Times New Roman" w:hAnsi="Times New Roman" w:cs="Times New Roman"/>
           <w:sz w:val="28"/>
           <w:szCs w:val="28"/>
-          <w:lang w:val="ru-RU"/>
-        </w:rPr>
-      </w:pPr>
-      <w:r>
-        <w:rPr>
-          <w:rFonts w:hint="default" w:ascii="Times New Roman" w:hAnsi="Times New Roman" w:cs="Times New Roman"/>
-          <w:sz w:val="28"/>
-          <w:szCs w:val="28"/>
-          <w:lang w:val="ru-RU"/>
-        </w:rPr>
-        <w:t>- отображение полного списка доступных тарифов с ключевыми характеристиками: название тарифа, провайдер, скорость интернета, стоимость, дополнительные услуги;</w:t>
+          <w:lang w:val="en-US"/>
+        </w:rPr>
+      </w:pPr>
+      <w:r>
+        <w:rPr>
+          <w:rFonts w:hint="default" w:ascii="Times New Roman" w:hAnsi="Times New Roman" w:cs="Times New Roman"/>
+          <w:sz w:val="28"/>
+          <w:szCs w:val="28"/>
+          <w:lang w:val="ru-RU"/>
+        </w:rPr>
+        <w:t>- фильтрация тарифов по различным параметрам (ценовой диапазон, скорость интернет-соединения, наличие дополнительных услуг)</w:t>
+      </w:r>
+      <w:r>
+        <w:rPr>
+          <w:rFonts w:hint="default" w:ascii="Times New Roman" w:hAnsi="Times New Roman" w:cs="Times New Roman"/>
+          <w:sz w:val="28"/>
+          <w:szCs w:val="28"/>
+          <w:lang w:val="en-US"/>
+        </w:rPr>
+        <w:t>;</w:t>
       </w:r>
     </w:p>
     <w:p>
@@ -28312,83 +28610,6 @@
           <w:szCs w:val="28"/>
           <w:lang w:val="ru-RU"/>
         </w:rPr>
-        <w:t>- детальный просмотр информации о конкретном тарифе, включая: технические характеристики (скорость входящая/исходящая, тип подключения), условия подключения, стоимость установки, абонентскую плату, дополнительные услуги (ТВ, телефония), специальные предложения и акции;</w:t>
-      </w:r>
-    </w:p>
-    <w:p>
-      <w:pPr>
-        <w:pageBreakBefore w:val="0"/>
-        <w:widowControl/>
-        <w:kinsoku/>
-        <w:wordWrap/>
-        <w:overflowPunct/>
-        <w:topLinePunct w:val="0"/>
-        <w:autoSpaceDE/>
-        <w:autoSpaceDN/>
-        <w:bidi w:val="0"/>
-        <w:adjustRightInd/>
-        <w:snapToGrid/>
-        <w:spacing w:line="360" w:lineRule="auto"/>
-        <w:ind w:left="0" w:firstLine="742" w:firstLineChars="265"/>
-        <w:jc w:val="both"/>
-        <w:textAlignment w:val="auto"/>
-        <w:rPr>
-          <w:rFonts w:hint="default" w:ascii="Times New Roman" w:hAnsi="Times New Roman" w:cs="Times New Roman"/>
-          <w:sz w:val="28"/>
-          <w:szCs w:val="28"/>
-          <w:lang w:val="en-US"/>
-        </w:rPr>
-      </w:pPr>
-      <w:r>
-        <w:rPr>
-          <w:rFonts w:hint="default" w:ascii="Times New Roman" w:hAnsi="Times New Roman" w:cs="Times New Roman"/>
-          <w:sz w:val="28"/>
-          <w:szCs w:val="28"/>
-          <w:lang w:val="ru-RU"/>
-        </w:rPr>
-        <w:t>- фильтрация тарифов по различным параметрам (ценовой диапазон, скорость интернет-соединения, наличие дополнительных услуг)</w:t>
-      </w:r>
-      <w:r>
-        <w:rPr>
-          <w:rFonts w:hint="default" w:ascii="Times New Roman" w:hAnsi="Times New Roman" w:cs="Times New Roman"/>
-          <w:sz w:val="28"/>
-          <w:szCs w:val="28"/>
-          <w:lang w:val="en-US"/>
-        </w:rPr>
-        <w:t>;</w:t>
-      </w:r>
-    </w:p>
-    <w:p>
-      <w:pPr>
-        <w:pageBreakBefore w:val="0"/>
-        <w:widowControl/>
-        <w:kinsoku/>
-        <w:wordWrap/>
-        <w:overflowPunct/>
-        <w:topLinePunct w:val="0"/>
-        <w:autoSpaceDE/>
-        <w:autoSpaceDN/>
-        <w:bidi w:val="0"/>
-        <w:adjustRightInd/>
-        <w:snapToGrid/>
-        <w:spacing w:line="360" w:lineRule="auto"/>
-        <w:ind w:left="0" w:firstLine="742" w:firstLineChars="265"/>
-        <w:jc w:val="both"/>
-        <w:textAlignment w:val="auto"/>
-        <w:rPr>
-          <w:rFonts w:hint="default" w:ascii="Times New Roman" w:hAnsi="Times New Roman" w:cs="Times New Roman"/>
-          <w:sz w:val="28"/>
-          <w:szCs w:val="28"/>
-          <w:lang w:val="ru-RU"/>
-        </w:rPr>
-      </w:pPr>
-      <w:r>
-        <w:rPr>
-          <w:rFonts w:hint="default" w:ascii="Times New Roman" w:hAnsi="Times New Roman" w:cs="Times New Roman"/>
-          <w:sz w:val="28"/>
-          <w:szCs w:val="28"/>
-          <w:lang w:val="ru-RU"/>
-        </w:rPr>
         <w:t>- сравнение тарифных планов с возможностью выбора до 5 тарифов одновременно. При сравнении должны отображаться все ключевые характеристики в удобном для анализа виде с визуальным выделением преимуществ и недостатков каждого тарифа, а также с формированием метрики ценности.</w:t>
       </w:r>
     </w:p>
@@ -28406,32 +28627,54 @@
         <w:adjustRightInd/>
         <w:snapToGrid/>
         <w:spacing w:line="360" w:lineRule="auto"/>
-        <w:ind w:left="0" w:firstLine="742" w:firstLineChars="265"/>
-        <w:jc w:val="both"/>
-        <w:textAlignment w:val="auto"/>
-        <w:rPr>
-          <w:rFonts w:hint="default" w:ascii="Times New Roman" w:hAnsi="Times New Roman" w:cs="Times New Roman"/>
-          <w:sz w:val="28"/>
-          <w:szCs w:val="28"/>
-          <w:lang w:val="ru-RU"/>
-        </w:rPr>
-      </w:pPr>
-    </w:p>
-    <w:p>
-      <w:pPr>
-        <w:pageBreakBefore w:val="0"/>
-        <w:widowControl/>
-        <w:kinsoku/>
-        <w:wordWrap/>
-        <w:overflowPunct/>
-        <w:topLinePunct w:val="0"/>
-        <w:autoSpaceDE/>
-        <w:autoSpaceDN/>
-        <w:bidi w:val="0"/>
-        <w:adjustRightInd/>
-        <w:snapToGrid/>
-        <w:spacing w:line="360" w:lineRule="auto"/>
-        <w:ind w:left="0" w:firstLine="742" w:firstLineChars="265"/>
+        <w:jc w:val="both"/>
+        <w:textAlignment w:val="auto"/>
+        <w:rPr>
+          <w:rFonts w:hint="default" w:ascii="Times New Roman" w:hAnsi="Times New Roman" w:cs="Times New Roman"/>
+          <w:sz w:val="28"/>
+          <w:szCs w:val="28"/>
+          <w:lang w:val="ru-RU"/>
+        </w:rPr>
+      </w:pPr>
+    </w:p>
+    <w:p>
+      <w:pPr>
+        <w:pageBreakBefore w:val="0"/>
+        <w:widowControl/>
+        <w:kinsoku/>
+        <w:wordWrap/>
+        <w:overflowPunct/>
+        <w:topLinePunct w:val="0"/>
+        <w:autoSpaceDE/>
+        <w:autoSpaceDN/>
+        <w:bidi w:val="0"/>
+        <w:adjustRightInd/>
+        <w:snapToGrid/>
+        <w:spacing w:line="360" w:lineRule="auto"/>
+        <w:jc w:val="both"/>
+        <w:textAlignment w:val="auto"/>
+        <w:rPr>
+          <w:rFonts w:hint="default" w:ascii="Times New Roman" w:hAnsi="Times New Roman" w:cs="Times New Roman"/>
+          <w:sz w:val="28"/>
+          <w:szCs w:val="28"/>
+          <w:lang w:val="ru-RU"/>
+        </w:rPr>
+      </w:pPr>
+    </w:p>
+    <w:p>
+      <w:pPr>
+        <w:pageBreakBefore w:val="0"/>
+        <w:widowControl/>
+        <w:kinsoku/>
+        <w:wordWrap/>
+        <w:overflowPunct/>
+        <w:topLinePunct w:val="0"/>
+        <w:autoSpaceDE/>
+        <w:autoSpaceDN/>
+        <w:bidi w:val="0"/>
+        <w:adjustRightInd/>
+        <w:snapToGrid/>
+        <w:spacing w:line="360" w:lineRule="auto"/>
         <w:jc w:val="both"/>
         <w:textAlignment w:val="auto"/>
         <w:rPr>
@@ -28495,32 +28738,30 @@
         <w:adjustRightInd/>
         <w:snapToGrid/>
         <w:spacing w:line="360" w:lineRule="auto"/>
-        <w:ind w:left="0" w:firstLine="742" w:firstLineChars="265"/>
-        <w:jc w:val="both"/>
-        <w:textAlignment w:val="auto"/>
-        <w:rPr>
-          <w:rFonts w:hint="default" w:ascii="Times New Roman" w:hAnsi="Times New Roman" w:cs="Times New Roman"/>
-          <w:sz w:val="28"/>
-          <w:szCs w:val="28"/>
-          <w:lang w:val="ru-RU"/>
-        </w:rPr>
-      </w:pPr>
-    </w:p>
-    <w:p>
-      <w:pPr>
-        <w:pageBreakBefore w:val="0"/>
-        <w:widowControl/>
-        <w:kinsoku/>
-        <w:wordWrap/>
-        <w:overflowPunct/>
-        <w:topLinePunct w:val="0"/>
-        <w:autoSpaceDE/>
-        <w:autoSpaceDN/>
-        <w:bidi w:val="0"/>
-        <w:adjustRightInd/>
-        <w:snapToGrid/>
-        <w:spacing w:line="360" w:lineRule="auto"/>
-        <w:ind w:left="0" w:firstLine="742" w:firstLineChars="265"/>
+        <w:jc w:val="both"/>
+        <w:textAlignment w:val="auto"/>
+        <w:rPr>
+          <w:rFonts w:hint="default" w:ascii="Times New Roman" w:hAnsi="Times New Roman" w:cs="Times New Roman"/>
+          <w:sz w:val="28"/>
+          <w:szCs w:val="28"/>
+          <w:lang w:val="ru-RU"/>
+        </w:rPr>
+      </w:pPr>
+    </w:p>
+    <w:p>
+      <w:pPr>
+        <w:pageBreakBefore w:val="0"/>
+        <w:widowControl/>
+        <w:kinsoku/>
+        <w:wordWrap/>
+        <w:overflowPunct/>
+        <w:topLinePunct w:val="0"/>
+        <w:autoSpaceDE/>
+        <w:autoSpaceDN/>
+        <w:bidi w:val="0"/>
+        <w:adjustRightInd/>
+        <w:snapToGrid/>
+        <w:spacing w:line="360" w:lineRule="auto"/>
         <w:jc w:val="both"/>
         <w:textAlignment w:val="auto"/>
         <w:rPr>
@@ -29379,8 +29620,8 @@
           <w:lang w:val="ru-RU"/>
         </w:rPr>
       </w:pPr>
-      <w:bookmarkStart w:id="85" w:name="_Toc22163"/>
-      <w:bookmarkStart w:id="86" w:name="_Toc19348"/>
+      <w:bookmarkStart w:id="85" w:name="_Toc19348"/>
+      <w:bookmarkStart w:id="86" w:name="_Toc22163"/>
       <w:r>
         <w:rPr>
           <w:rFonts w:hint="default" w:ascii="Times New Roman" w:hAnsi="Times New Roman" w:cs="Times New Roman"/>
@@ -29971,7 +30212,6 @@
         <w:adjustRightInd/>
         <w:snapToGrid/>
         <w:spacing w:line="360" w:lineRule="auto"/>
-        <w:ind w:left="0" w:firstLine="742" w:firstLineChars="265"/>
         <w:jc w:val="both"/>
         <w:textAlignment w:val="auto"/>
         <w:rPr>
@@ -29998,7 +30238,6 @@
         <w:adjustRightInd/>
         <w:snapToGrid/>
         <w:spacing w:line="360" w:lineRule="auto"/>
-        <w:ind w:left="0" w:firstLine="742" w:firstLineChars="265"/>
         <w:jc w:val="both"/>
         <w:textAlignment w:val="auto"/>
         <w:rPr>
@@ -30064,7 +30303,6 @@
         <w:adjustRightInd/>
         <w:snapToGrid/>
         <w:spacing w:line="360" w:lineRule="auto"/>
-        <w:ind w:left="0" w:firstLine="742" w:firstLineChars="265"/>
         <w:jc w:val="both"/>
         <w:textAlignment w:val="auto"/>
         <w:rPr>
@@ -30091,7 +30329,6 @@
         <w:adjustRightInd/>
         <w:snapToGrid/>
         <w:spacing w:line="360" w:lineRule="auto"/>
-        <w:ind w:left="0" w:firstLine="742" w:firstLineChars="265"/>
         <w:jc w:val="both"/>
         <w:textAlignment w:val="auto"/>
         <w:rPr>
@@ -30647,7 +30884,7 @@
         <w:adjustRightInd/>
         <w:snapToGrid/>
         <w:spacing w:line="360" w:lineRule="auto"/>
-        <w:ind w:left="0" w:firstLine="742" w:firstLineChars="265"/>
+        <w:ind w:firstLine="708" w:firstLineChars="0"/>
         <w:jc w:val="both"/>
         <w:textAlignment w:val="auto"/>
         <w:rPr>
@@ -30668,7 +30905,7 @@
       </w:r>
       <w:r>
         <w:rPr>
-          <w:rFonts w:hint="default" w:ascii="Times New Roman" w:hAnsi="Times New Roman" w:cs="Times New Roman"/>
+          <w:rFonts w:hint="default" w:cs="Times New Roman"/>
           <w:sz w:val="28"/>
           <w:szCs w:val="28"/>
           <w:lang w:val="ru-RU"/>
@@ -35345,7 +35582,6 @@
         <w:adjustRightInd/>
         <w:snapToGrid/>
         <w:spacing w:line="360" w:lineRule="auto"/>
-        <w:ind w:left="0" w:firstLine="742" w:firstLineChars="265"/>
         <w:jc w:val="both"/>
         <w:textAlignment w:val="auto"/>
         <w:rPr>
@@ -37445,8 +37681,8 @@
           <w:lang w:val="en-US"/>
         </w:rPr>
       </w:pPr>
-      <w:bookmarkStart w:id="101" w:name="_Toc14984"/>
-      <w:bookmarkStart w:id="102" w:name="_Toc18859"/>
+      <w:bookmarkStart w:id="101" w:name="_Toc18859"/>
+      <w:bookmarkStart w:id="102" w:name="_Toc14984"/>
       <w:r>
         <w:rPr>
           <w:rFonts w:hint="default" w:ascii="Times New Roman" w:hAnsi="Times New Roman" w:cs="Times New Roman"/>
@@ -38534,10 +38770,10 @@
           <w:szCs w:val="28"/>
         </w:rPr>
       </w:pPr>
-      <w:bookmarkStart w:id="108" w:name="_Toc147217008"/>
-      <w:bookmarkStart w:id="109" w:name="_Toc147217580"/>
+      <w:bookmarkStart w:id="108" w:name="_Toc147217580"/>
+      <w:bookmarkStart w:id="109" w:name="_Toc11321"/>
       <w:bookmarkStart w:id="110" w:name="_Toc28812"/>
-      <w:bookmarkStart w:id="111" w:name="_Toc11321"/>
+      <w:bookmarkStart w:id="111" w:name="_Toc147217008"/>
       <w:r>
         <w:rPr>
           <w:rFonts w:hint="default" w:ascii="Times New Roman" w:hAnsi="Times New Roman" w:cs="Times New Roman"/>
@@ -41449,6 +41685,13 @@
             <w:insideH w:val="single" w:color="auto" w:sz="4" w:space="0"/>
             <w:insideV w:val="single" w:color="auto" w:sz="4" w:space="0"/>
           </w:tblBorders>
+          <w:shd w:val="clear" w:color="auto" w:fill="auto"/>
+          <w:tblCellMar>
+            <w:top w:w="15" w:type="dxa"/>
+            <w:left w:w="15" w:type="dxa"/>
+            <w:bottom w:w="15" w:type="dxa"/>
+            <w:right w:w="15" w:type="dxa"/>
+          </w:tblCellMar>
         </w:tblPrEx>
         <w:trPr>
           <w:trHeight w:val="1024" w:hRule="atLeast"/>
@@ -41828,6 +42071,7 @@
             <w:insideH w:val="single" w:color="auto" w:sz="4" w:space="0"/>
             <w:insideV w:val="single" w:color="auto" w:sz="4" w:space="0"/>
           </w:tblBorders>
+          <w:shd w:val="clear" w:color="auto" w:fill="auto"/>
           <w:tblCellMar>
             <w:top w:w="15" w:type="dxa"/>
             <w:left w:w="15" w:type="dxa"/>
@@ -42333,7 +42577,6 @@
             <w:insideH w:val="single" w:color="auto" w:sz="4" w:space="0"/>
             <w:insideV w:val="single" w:color="auto" w:sz="4" w:space="0"/>
           </w:tblBorders>
-          <w:shd w:val="clear" w:color="auto" w:fill="auto"/>
           <w:tblCellMar>
             <w:top w:w="15" w:type="dxa"/>
             <w:left w:w="15" w:type="dxa"/>
@@ -43114,6 +43357,7 @@
             <w:insideH w:val="single" w:color="auto" w:sz="4" w:space="0"/>
             <w:insideV w:val="single" w:color="auto" w:sz="4" w:space="0"/>
           </w:tblBorders>
+          <w:shd w:val="clear" w:color="auto" w:fill="auto"/>
           <w:tblCellMar>
             <w:top w:w="15" w:type="dxa"/>
             <w:left w:w="15" w:type="dxa"/>
@@ -49601,6 +49845,14 @@
           <w:lang w:val="ru-RU"/>
         </w:rPr>
         <w:tab/>
+      </w:r>
+      <w:r>
+        <w:rPr>
+          <w:rFonts w:hint="default" w:cs="Times New Roman"/>
+          <w:sz w:val="28"/>
+          <w:szCs w:val="28"/>
+          <w:lang w:val="ru-RU"/>
+        </w:rPr>
         <w:t>Пример окна для аналитики на рисунке 9.</w:t>
       </w:r>
     </w:p>
@@ -51609,7 +51861,18 @@
           <w:szCs w:val="28"/>
           <w:lang w:val="ru-RU"/>
         </w:rPr>
-        <w:t>На основании проведенного юзабилити тестирования можно сделать вывод, что разработанный веб-сервис успешно решает поставленные задачи и обеспечивает удобный инструмент для сравнения интернет-провайдеров. Высокие оценки участников тестирования, положительные отзывы о метрике ценности и значительное сокращение времени на выбор тарифа по сравнению с конкурентами подтверждают эффективность реализованных решений. Выявленные в ходе тестирования незначительные недостатки, такие как неочевидность расположения некоторых функций для новых пользователей, могут быть учтены при дальнейшем развитии сервиса.</w:t>
+        <w:t xml:space="preserve">На основании проведенного юзабилити тестирования можно сделать вывод, что разработанный веб-сервис успешно решает поставленные задачи и обеспечивает удобный инструмент для сравнения интернет-провайдеров. Высокие оценки участников тестирования, положительные отзывы о метрике ценности и значительное сокращение времени </w:t>
+      </w:r>
+      <w:bookmarkStart w:id="158" w:name="_GoBack"/>
+      <w:bookmarkEnd w:id="158"/>
+      <w:r>
+        <w:rPr>
+          <w:rFonts w:hint="default" w:ascii="Times New Roman" w:hAnsi="Times New Roman" w:cs="Times New Roman"/>
+          <w:sz w:val="28"/>
+          <w:szCs w:val="28"/>
+          <w:lang w:val="ru-RU"/>
+        </w:rPr>
+        <w:t>на выбор тарифа по сравнению с конкурентами подтверждают эффективность реализованных решений. Выявленные в ходе тестирования незначительные недостатки, такие как неочевидность расположения некоторых функций для новых пользователей, могут быть учтены при дальнейшем развитии сервиса.</w:t>
       </w:r>
     </w:p>
     <w:p>
@@ -53472,10 +53735,10 @@
           <w:szCs w:val="28"/>
         </w:rPr>
       </w:pPr>
-      <w:bookmarkStart w:id="116" w:name="_Toc28367"/>
-      <w:bookmarkStart w:id="117" w:name="_Toc147217010"/>
-      <w:bookmarkStart w:id="118" w:name="_Toc147217582"/>
-      <w:bookmarkStart w:id="119" w:name="_Toc26899"/>
+      <w:bookmarkStart w:id="116" w:name="_Toc147217582"/>
+      <w:bookmarkStart w:id="117" w:name="_Toc26899"/>
+      <w:bookmarkStart w:id="118" w:name="_Toc147217010"/>
+      <w:bookmarkStart w:id="119" w:name="_Toc28367"/>
       <w:r>
         <w:rPr>
           <w:rFonts w:hint="default" w:ascii="Times New Roman" w:hAnsi="Times New Roman" w:cs="Times New Roman"/>
@@ -53743,8 +54006,8 @@
         <w:t>Результаты проведенного тестирования подтверждают работоспособность и готовность веб-сервиса к использованию. Система соответствует заявленным функциональным требованиям и обеспечивает удобный инструмент для сравнения интернет-провайдеров.</w:t>
       </w:r>
       <w:bookmarkStart w:id="120" w:name="_Toc147217583"/>
-      <w:bookmarkStart w:id="121" w:name="_Toc147217011"/>
-      <w:bookmarkStart w:id="122" w:name="_Toc11408"/>
+      <w:bookmarkStart w:id="121" w:name="_Toc11408"/>
+      <w:bookmarkStart w:id="122" w:name="_Toc147217011"/>
     </w:p>
     <w:p>
       <w:pPr>
@@ -54224,10 +54487,10 @@
         <w:spacing w:after="0"/>
         <w:textAlignment w:val="auto"/>
       </w:pPr>
-      <w:bookmarkStart w:id="124" w:name="_Toc147217584"/>
-      <w:bookmarkStart w:id="125" w:name="_Toc147217012"/>
-      <w:bookmarkStart w:id="126" w:name="_Toc1695"/>
-      <w:bookmarkStart w:id="127" w:name="_Toc230"/>
+      <w:bookmarkStart w:id="124" w:name="_Toc147217012"/>
+      <w:bookmarkStart w:id="125" w:name="_Toc230"/>
+      <w:bookmarkStart w:id="126" w:name="_Toc147217584"/>
+      <w:bookmarkStart w:id="127" w:name="_Toc1695"/>
       <w:r>
         <w:t>СПИСОК ИСПОЛЬЗОВАННЫХ ИСТОЧНИКОВ</w:t>
       </w:r>
@@ -56565,10 +56828,10 @@
         <w:pStyle w:val="2"/>
         <w:jc w:val="center"/>
       </w:pPr>
-      <w:bookmarkStart w:id="133" w:name="_Toc147217014"/>
-      <w:bookmarkStart w:id="134" w:name="_Toc147217586"/>
-      <w:bookmarkStart w:id="135" w:name="_Toc29131"/>
-      <w:bookmarkStart w:id="136" w:name="_Toc15151"/>
+      <w:bookmarkStart w:id="133" w:name="_Toc147217586"/>
+      <w:bookmarkStart w:id="134" w:name="_Toc147217014"/>
+      <w:bookmarkStart w:id="135" w:name="_Toc15151"/>
+      <w:bookmarkStart w:id="136" w:name="_Toc29131"/>
       <w:bookmarkStart w:id="137" w:name="_Toc16362"/>
       <w:r>
         <w:t>Справка о результатах проверки выпускной квалификационной работы на наличие заимствований</w:t>
@@ -56706,10 +56969,10 @@
         <w:pStyle w:val="2"/>
         <w:jc w:val="center"/>
       </w:pPr>
-      <w:bookmarkStart w:id="138" w:name="_Toc147217015"/>
-      <w:bookmarkStart w:id="139" w:name="_Toc3911"/>
-      <w:bookmarkStart w:id="140" w:name="_Toc147217587"/>
-      <w:bookmarkStart w:id="141" w:name="_Toc28181"/>
+      <w:bookmarkStart w:id="138" w:name="_Toc3911"/>
+      <w:bookmarkStart w:id="139" w:name="_Toc147217015"/>
+      <w:bookmarkStart w:id="140" w:name="_Toc28181"/>
+      <w:bookmarkStart w:id="141" w:name="_Toc147217587"/>
       <w:r>
         <w:t>Приложение Б</w:t>
       </w:r>
@@ -56723,10 +56986,10 @@
         <w:pStyle w:val="2"/>
         <w:jc w:val="center"/>
       </w:pPr>
-      <w:bookmarkStart w:id="142" w:name="_Toc20282"/>
-      <w:bookmarkStart w:id="143" w:name="_Toc147217016"/>
-      <w:bookmarkStart w:id="144" w:name="_Toc19921"/>
-      <w:bookmarkStart w:id="145" w:name="_Toc147217588"/>
+      <w:bookmarkStart w:id="142" w:name="_Toc19921"/>
+      <w:bookmarkStart w:id="143" w:name="_Toc147217588"/>
+      <w:bookmarkStart w:id="144" w:name="_Toc20282"/>
+      <w:bookmarkStart w:id="145" w:name="_Toc147217016"/>
       <w:bookmarkStart w:id="146" w:name="_Toc10989"/>
       <w:bookmarkStart w:id="147" w:name="_Toc26914"/>
       <w:r>
@@ -56867,9 +57130,9 @@
         <w:jc w:val="center"/>
       </w:pPr>
       <w:bookmarkStart w:id="148" w:name="_Toc147217589"/>
-      <w:bookmarkStart w:id="149" w:name="_Toc147217017"/>
-      <w:bookmarkStart w:id="150" w:name="_Toc17116"/>
-      <w:bookmarkStart w:id="151" w:name="_Toc6716"/>
+      <w:bookmarkStart w:id="149" w:name="_Toc17116"/>
+      <w:bookmarkStart w:id="150" w:name="_Toc6716"/>
+      <w:bookmarkStart w:id="151" w:name="_Toc147217017"/>
       <w:r>
         <w:t>Приложение В</w:t>
       </w:r>
@@ -56883,12 +57146,12 @@
         <w:pStyle w:val="2"/>
         <w:jc w:val="center"/>
       </w:pPr>
-      <w:bookmarkStart w:id="152" w:name="_Toc147217590"/>
-      <w:bookmarkStart w:id="153" w:name="_Toc21749"/>
-      <w:bookmarkStart w:id="154" w:name="_Toc147217018"/>
+      <w:bookmarkStart w:id="152" w:name="_Toc147217018"/>
+      <w:bookmarkStart w:id="153" w:name="_Toc18269"/>
+      <w:bookmarkStart w:id="154" w:name="_Toc147217590"/>
       <w:bookmarkStart w:id="155" w:name="_Toc152"/>
-      <w:bookmarkStart w:id="156" w:name="_Toc4649"/>
-      <w:bookmarkStart w:id="157" w:name="_Toc18269"/>
+      <w:bookmarkStart w:id="156" w:name="_Toc21749"/>
+      <w:bookmarkStart w:id="157" w:name="_Toc4649"/>
       <w:r>
         <w:t>Руководство системного программиста</w:t>
       </w:r>
